--- a/docs/AML-Scan Tool/Technical notes of AML-Scan Tool Structure.docx
+++ b/docs/AML-Scan Tool/Technical notes of AML-Scan Tool Structure.docx
@@ -34,22 +34,8 @@
         <w:rPr>
           <w:lang w:val="en-GB"/>
         </w:rPr>
-        <w:t xml:space="preserve">First Step: </w:t>
-      </w:r>
-      <w:r>
-        <w:rPr>
-          <w:lang w:val="en-GB"/>
-        </w:rPr>
-        <w:t xml:space="preserve">define </w:t>
-      </w:r>
-      <w:proofErr w:type="spellStart"/>
-      <w:r>
-        <w:rPr>
-          <w:lang w:val="en-GB"/>
-        </w:rPr>
-        <w:t>regulatAPIParams</w:t>
-      </w:r>
-      <w:proofErr w:type="spellEnd"/>
+        <w:t>First Step: define regulatAPIParams</w:t>
+      </w:r>
     </w:p>
     <w:p>
       <w:pPr>
@@ -73,74 +59,27 @@
         <w:rPr>
           <w:lang w:val="en-GB"/>
         </w:rPr>
-        <w:t xml:space="preserve">Added properties in </w:t>
-      </w:r>
-      <w:proofErr w:type="spellStart"/>
-      <w:r>
-        <w:rPr>
-          <w:lang w:val="en-GB"/>
-        </w:rPr>
-        <w:t>InputEvents</w:t>
-      </w:r>
-      <w:proofErr w:type="spellEnd"/>
-      <w:r>
-        <w:rPr>
-          <w:lang w:val="en-GB"/>
-        </w:rPr>
-        <w:t xml:space="preserve"> o</w:t>
-      </w:r>
-      <w:r>
-        <w:rPr>
-          <w:lang w:val="en-GB"/>
-        </w:rPr>
-        <w:t xml:space="preserve">f </w:t>
-      </w:r>
-      <w:proofErr w:type="spellStart"/>
-      <w:r>
-        <w:rPr>
-          <w:lang w:val="en-GB"/>
-        </w:rPr>
-        <w:t>formKeys</w:t>
-      </w:r>
-      <w:proofErr w:type="spellEnd"/>
-      <w:r>
-        <w:rPr>
-          <w:lang w:val="en-GB"/>
-        </w:rPr>
-        <w:t xml:space="preserve"> (</w:t>
-      </w:r>
-      <w:proofErr w:type="spellStart"/>
-      <w:proofErr w:type="gramStart"/>
-      <w:r>
-        <w:rPr>
-          <w:lang w:val="en-GB"/>
-        </w:rPr>
-        <w:t>views.schema</w:t>
-      </w:r>
-      <w:proofErr w:type="gramEnd"/>
-      <w:r>
-        <w:rPr>
-          <w:lang w:val="en-GB"/>
-        </w:rPr>
-        <w:t>.json</w:t>
-      </w:r>
-      <w:proofErr w:type="spellEnd"/>
-      <w:r>
-        <w:rPr>
-          <w:lang w:val="en-GB"/>
-        </w:rPr>
-        <w:t>)</w:t>
-      </w:r>
-    </w:p>
-    <w:p>
-      <w:pPr>
-        <w:rPr>
-          <w:lang w:val="en-GB"/>
-        </w:rPr>
-      </w:pPr>
-    </w:p>
-    <w:p>
-      <w:r>
+        <w:t>Add properties in InputEvents o</w:t>
+      </w:r>
+      <w:r>
+        <w:rPr>
+          <w:lang w:val="en-GB"/>
+        </w:rPr>
+        <w:t>f formKeys (views.schema.json)</w:t>
+      </w:r>
+    </w:p>
+    <w:p>
+      <w:pPr>
+        <w:rPr>
+          <w:lang w:val="en-GB"/>
+        </w:rPr>
+      </w:pPr>
+    </w:p>
+    <w:p>
+      <w:r>
+        <w:rPr>
+          <w:noProof/>
+        </w:rPr>
         <w:drawing>
           <wp:inline distT="0" distB="0" distL="0" distR="0" wp14:anchorId="2528106F" wp14:editId="4F8E1475">
             <wp:extent cx="6120130" cy="6258560"/>
@@ -182,9 +121,6 @@
     <w:p/>
     <w:p/>
     <w:p/>
-    <w:p/>
-    <w:p/>
-    <w:p/>
     <w:p>
       <w:pPr>
         <w:pStyle w:val="Titolo3"/>
@@ -200,65 +136,44 @@
         <w:rPr>
           <w:lang w:val="en-GB"/>
         </w:rPr>
-        <w:t xml:space="preserve">Added </w:t>
-      </w:r>
-      <w:proofErr w:type="spellStart"/>
-      <w:r>
-        <w:rPr>
-          <w:lang w:val="en-GB"/>
-        </w:rPr>
-        <w:t>regulatAPIparams</w:t>
-      </w:r>
-      <w:proofErr w:type="spellEnd"/>
-      <w:r>
-        <w:rPr>
-          <w:lang w:val="en-GB"/>
-        </w:rPr>
-        <w:t xml:space="preserve"> </w:t>
-      </w:r>
-      <w:r>
-        <w:rPr>
-          <w:lang w:val="en-GB"/>
-        </w:rPr>
-        <w:t>(</w:t>
-      </w:r>
-      <w:proofErr w:type="spellStart"/>
-      <w:proofErr w:type="gramStart"/>
-      <w:r>
-        <w:rPr>
-          <w:lang w:val="en-GB"/>
-        </w:rPr>
-        <w:t>views.schema</w:t>
-      </w:r>
-      <w:proofErr w:type="gramEnd"/>
-      <w:r>
-        <w:rPr>
-          <w:lang w:val="en-GB"/>
-        </w:rPr>
-        <w:t>.json</w:t>
-      </w:r>
-      <w:proofErr w:type="spellEnd"/>
-      <w:r>
-        <w:rPr>
-          <w:lang w:val="en-GB"/>
-        </w:rPr>
-        <w:t>)</w:t>
-      </w:r>
-    </w:p>
-    <w:p>
-      <w:pPr>
-        <w:rPr>
-          <w:lang w:val="en-GB"/>
-        </w:rPr>
-      </w:pPr>
-    </w:p>
-    <w:p>
-      <w:r>
+        <w:t>Add regulatAPI</w:t>
+      </w:r>
+      <w:r>
+        <w:rPr>
+          <w:lang w:val="en-GB"/>
+        </w:rPr>
+        <w:t>P</w:t>
+      </w:r>
+      <w:r>
+        <w:rPr>
+          <w:lang w:val="en-GB"/>
+        </w:rPr>
+        <w:t xml:space="preserve">arams </w:t>
+      </w:r>
+      <w:r>
+        <w:rPr>
+          <w:lang w:val="en-GB"/>
+        </w:rPr>
+        <w:t>(views.schema.json)</w:t>
+      </w:r>
+    </w:p>
+    <w:p>
+      <w:pPr>
+        <w:rPr>
+          <w:lang w:val="en-GB"/>
+        </w:rPr>
+      </w:pPr>
+    </w:p>
+    <w:p>
+      <w:r>
+        <w:rPr>
+          <w:noProof/>
+        </w:rPr>
         <w:drawing>
-          <wp:inline distT="0" distB="0" distL="0" distR="0" wp14:anchorId="3E3CB531" wp14:editId="7978F787">
-            <wp:extent cx="6120130" cy="7058660"/>
-            <wp:effectExtent l="0" t="0" r="0" b="8890"/>
-            <wp:docPr id="2" name="Immagine 2"/>
+          <wp:inline distT="0" distB="0" distL="0" distR="0" wp14:anchorId="3F80AC1D" wp14:editId="7EF0C3EA">
+            <wp:extent cx="6120130" cy="3949065"/>
+            <wp:effectExtent l="0" t="0" r="0" b="0"/>
+            <wp:docPr id="16" name="Immagine 16"/>
             <wp:cNvGraphicFramePr>
               <a:graphicFrameLocks xmlns:a="http://schemas.openxmlformats.org/drawingml/2006/main" noChangeAspect="1"/>
             </wp:cNvGraphicFramePr>
@@ -278,7 +193,7 @@
                   <pic:spPr>
                     <a:xfrm>
                       <a:off x="0" y="0"/>
-                      <a:ext cx="6120130" cy="7058660"/>
+                      <a:ext cx="6120130" cy="3949065"/>
                     </a:xfrm>
                     <a:prstGeom prst="rect">
                       <a:avLst/>
@@ -291,7 +206,6 @@
         </w:drawing>
       </w:r>
     </w:p>
-    <w:p/>
     <w:p>
       <w:pPr>
         <w:tabs>
@@ -319,9 +233,83 @@
           <w:tab w:val="left" w:pos="1065"/>
         </w:tabs>
       </w:pPr>
-      <w:r>
-        <w:tab/>
-      </w:r>
+    </w:p>
+    <w:p>
+      <w:pPr>
+        <w:tabs>
+          <w:tab w:val="left" w:pos="1065"/>
+        </w:tabs>
+      </w:pPr>
+    </w:p>
+    <w:p>
+      <w:pPr>
+        <w:tabs>
+          <w:tab w:val="left" w:pos="1065"/>
+        </w:tabs>
+      </w:pPr>
+    </w:p>
+    <w:p>
+      <w:pPr>
+        <w:tabs>
+          <w:tab w:val="left" w:pos="1065"/>
+        </w:tabs>
+      </w:pPr>
+    </w:p>
+    <w:p>
+      <w:pPr>
+        <w:tabs>
+          <w:tab w:val="left" w:pos="1065"/>
+        </w:tabs>
+      </w:pPr>
+    </w:p>
+    <w:p>
+      <w:pPr>
+        <w:tabs>
+          <w:tab w:val="left" w:pos="1065"/>
+        </w:tabs>
+      </w:pPr>
+    </w:p>
+    <w:p>
+      <w:pPr>
+        <w:tabs>
+          <w:tab w:val="left" w:pos="1065"/>
+        </w:tabs>
+      </w:pPr>
+    </w:p>
+    <w:p>
+      <w:pPr>
+        <w:tabs>
+          <w:tab w:val="left" w:pos="1065"/>
+        </w:tabs>
+      </w:pPr>
+    </w:p>
+    <w:p>
+      <w:pPr>
+        <w:tabs>
+          <w:tab w:val="left" w:pos="1065"/>
+        </w:tabs>
+      </w:pPr>
+    </w:p>
+    <w:p>
+      <w:pPr>
+        <w:tabs>
+          <w:tab w:val="left" w:pos="1065"/>
+        </w:tabs>
+      </w:pPr>
+    </w:p>
+    <w:p>
+      <w:pPr>
+        <w:tabs>
+          <w:tab w:val="left" w:pos="1065"/>
+        </w:tabs>
+      </w:pPr>
+    </w:p>
+    <w:p>
+      <w:pPr>
+        <w:tabs>
+          <w:tab w:val="left" w:pos="1065"/>
+        </w:tabs>
+      </w:pPr>
     </w:p>
     <w:p>
       <w:pPr>
@@ -338,42 +326,50 @@
         <w:rPr>
           <w:lang w:val="en-GB"/>
         </w:rPr>
-        <w:t xml:space="preserve">Create interface </w:t>
-      </w:r>
-      <w:proofErr w:type="spellStart"/>
-      <w:r>
-        <w:rPr>
-          <w:lang w:val="en-GB"/>
-        </w:rPr>
-        <w:t>regulat_api_params.</w:t>
-      </w:r>
-      <w:r>
-        <w:rPr>
-          <w:lang w:val="en-GB"/>
-        </w:rPr>
-        <w:t>ts</w:t>
-      </w:r>
-      <w:proofErr w:type="spellEnd"/>
+        <w:lastRenderedPageBreak/>
+        <w:t>D</w:t>
+      </w:r>
+      <w:r>
+        <w:rPr>
+          <w:lang w:val="en-GB"/>
+        </w:rPr>
+        <w:t>efine entityParams</w:t>
+      </w:r>
+      <w:r>
+        <w:rPr>
+          <w:lang w:val="en-GB"/>
+        </w:rPr>
+        <w:t xml:space="preserve"> under regulatAPIParams (vi</w:t>
+      </w:r>
+      <w:r>
+        <w:rPr>
+          <w:lang w:val="en-GB"/>
+        </w:rPr>
+        <w:t>ews.schema.json)</w:t>
+      </w:r>
+    </w:p>
+    <w:p>
+      <w:pPr>
+        <w:rPr>
+          <w:lang w:val="en-GB"/>
+        </w:rPr>
+      </w:pPr>
     </w:p>
     <w:p>
       <w:pPr>
         <w:tabs>
           <w:tab w:val="left" w:pos="1065"/>
         </w:tabs>
-        <w:ind w:left="360"/>
-        <w:rPr>
-          <w:lang w:val="en-GB"/>
-        </w:rPr>
-      </w:pPr>
-      <w:r>
-        <w:rPr>
-          <w:lang w:val="en-GB"/>
+      </w:pPr>
+      <w:r>
+        <w:rPr>
+          <w:noProof/>
         </w:rPr>
         <w:drawing>
-          <wp:inline distT="0" distB="0" distL="0" distR="0" wp14:anchorId="3CA8DAE9" wp14:editId="34E2E09B">
-            <wp:extent cx="3286584" cy="1695687"/>
-            <wp:effectExtent l="0" t="0" r="9525" b="0"/>
-            <wp:docPr id="3" name="Immagine 3"/>
+          <wp:inline distT="0" distB="0" distL="0" distR="0" wp14:anchorId="5C3D7E92" wp14:editId="6ACDE7BC">
+            <wp:extent cx="6120130" cy="5208270"/>
+            <wp:effectExtent l="0" t="0" r="0" b="0"/>
+            <wp:docPr id="17" name="Immagine 17"/>
             <wp:cNvGraphicFramePr>
               <a:graphicFrameLocks xmlns:a="http://schemas.openxmlformats.org/drawingml/2006/main" noChangeAspect="1"/>
             </wp:cNvGraphicFramePr>
@@ -393,7 +389,7 @@
                   <pic:spPr>
                     <a:xfrm>
                       <a:off x="0" y="0"/>
-                      <a:ext cx="3286584" cy="1695687"/>
+                      <a:ext cx="6120130" cy="5208270"/>
                     </a:xfrm>
                     <a:prstGeom prst="rect">
                       <a:avLst/>
@@ -408,9 +404,79 @@
     </w:p>
     <w:p>
       <w:pPr>
-        <w:rPr>
-          <w:lang w:val="en-GB"/>
-        </w:rPr>
+        <w:tabs>
+          <w:tab w:val="left" w:pos="1065"/>
+        </w:tabs>
+      </w:pPr>
+    </w:p>
+    <w:p>
+      <w:pPr>
+        <w:tabs>
+          <w:tab w:val="left" w:pos="1065"/>
+        </w:tabs>
+      </w:pPr>
+    </w:p>
+    <w:p>
+      <w:pPr>
+        <w:tabs>
+          <w:tab w:val="left" w:pos="1065"/>
+        </w:tabs>
+      </w:pPr>
+    </w:p>
+    <w:p>
+      <w:pPr>
+        <w:tabs>
+          <w:tab w:val="left" w:pos="1065"/>
+        </w:tabs>
+      </w:pPr>
+    </w:p>
+    <w:p>
+      <w:pPr>
+        <w:tabs>
+          <w:tab w:val="left" w:pos="1065"/>
+        </w:tabs>
+      </w:pPr>
+    </w:p>
+    <w:p>
+      <w:pPr>
+        <w:tabs>
+          <w:tab w:val="left" w:pos="1065"/>
+        </w:tabs>
+      </w:pPr>
+    </w:p>
+    <w:p>
+      <w:pPr>
+        <w:tabs>
+          <w:tab w:val="left" w:pos="1065"/>
+        </w:tabs>
+      </w:pPr>
+    </w:p>
+    <w:p>
+      <w:pPr>
+        <w:tabs>
+          <w:tab w:val="left" w:pos="1065"/>
+        </w:tabs>
+      </w:pPr>
+    </w:p>
+    <w:p>
+      <w:pPr>
+        <w:tabs>
+          <w:tab w:val="left" w:pos="1065"/>
+        </w:tabs>
+      </w:pPr>
+    </w:p>
+    <w:p>
+      <w:pPr>
+        <w:tabs>
+          <w:tab w:val="left" w:pos="1065"/>
+        </w:tabs>
+      </w:pPr>
+    </w:p>
+    <w:p>
+      <w:pPr>
+        <w:tabs>
+          <w:tab w:val="left" w:pos="1065"/>
+        </w:tabs>
       </w:pPr>
     </w:p>
     <w:p>
@@ -428,24 +494,43 @@
         <w:rPr>
           <w:lang w:val="en-GB"/>
         </w:rPr>
-        <w:t>Added export path</w:t>
-      </w:r>
-    </w:p>
-    <w:p>
-      <w:pPr>
-        <w:rPr>
-          <w:lang w:val="en-GB"/>
-        </w:rPr>
-      </w:pPr>
-      <w:r>
-        <w:rPr>
+        <w:lastRenderedPageBreak/>
+        <w:t>Create interface regulat_api_params.</w:t>
+      </w:r>
+      <w:r>
+        <w:rPr>
+          <w:lang w:val="en-GB"/>
+        </w:rPr>
+        <w:t>ts</w:t>
+      </w:r>
+    </w:p>
+    <w:p>
+      <w:pPr>
+        <w:rPr>
+          <w:lang w:val="en-GB"/>
+        </w:rPr>
+      </w:pPr>
+    </w:p>
+    <w:p>
+      <w:pPr>
+        <w:tabs>
+          <w:tab w:val="left" w:pos="1065"/>
+        </w:tabs>
+        <w:ind w:left="360"/>
+        <w:rPr>
+          <w:lang w:val="en-GB"/>
+        </w:rPr>
+      </w:pPr>
+      <w:r>
+        <w:rPr>
+          <w:noProof/>
           <w:lang w:val="en-GB"/>
         </w:rPr>
         <w:drawing>
-          <wp:inline distT="0" distB="0" distL="0" distR="0" wp14:anchorId="4EDDDE8C" wp14:editId="30AF7574">
-            <wp:extent cx="4801270" cy="4867954"/>
-            <wp:effectExtent l="0" t="0" r="0" b="8890"/>
-            <wp:docPr id="4" name="Immagine 4"/>
+          <wp:inline distT="0" distB="0" distL="0" distR="0" wp14:anchorId="08E59CC1" wp14:editId="6BBB4EBC">
+            <wp:extent cx="3496163" cy="2629267"/>
+            <wp:effectExtent l="0" t="0" r="9525" b="0"/>
+            <wp:docPr id="14" name="Immagine 14"/>
             <wp:cNvGraphicFramePr>
               <a:graphicFrameLocks xmlns:a="http://schemas.openxmlformats.org/drawingml/2006/main" noChangeAspect="1"/>
             </wp:cNvGraphicFramePr>
@@ -465,7 +550,7 @@
                   <pic:spPr>
                     <a:xfrm>
                       <a:off x="0" y="0"/>
-                      <a:ext cx="4801270" cy="4867954"/>
+                      <a:ext cx="3496163" cy="2629267"/>
                     </a:xfrm>
                     <a:prstGeom prst="rect">
                       <a:avLst/>
@@ -480,34 +565,10 @@
     </w:p>
     <w:p>
       <w:pPr>
-        <w:rPr>
-          <w:lang w:val="en-GB"/>
-        </w:rPr>
-      </w:pPr>
-    </w:p>
-    <w:p>
-      <w:pPr>
-        <w:rPr>
-          <w:lang w:val="en-GB"/>
-        </w:rPr>
-      </w:pPr>
-    </w:p>
-    <w:p>
-      <w:pPr>
-        <w:rPr>
-          <w:lang w:val="en-GB"/>
-        </w:rPr>
-      </w:pPr>
-    </w:p>
-    <w:p>
-      <w:pPr>
-        <w:rPr>
-          <w:lang w:val="en-GB"/>
-        </w:rPr>
-      </w:pPr>
-    </w:p>
-    <w:p>
-      <w:pPr>
+        <w:tabs>
+          <w:tab w:val="left" w:pos="1065"/>
+        </w:tabs>
+        <w:ind w:left="360"/>
         <w:rPr>
           <w:lang w:val="en-GB"/>
         </w:rPr>
@@ -528,54 +589,32 @@
         <w:rPr>
           <w:lang w:val="en-GB"/>
         </w:rPr>
-        <w:t xml:space="preserve">Added in </w:t>
-      </w:r>
-      <w:proofErr w:type="spellStart"/>
-      <w:r>
-        <w:rPr>
-          <w:lang w:val="en-GB"/>
-        </w:rPr>
-        <w:t>fieldInputEvent</w:t>
-      </w:r>
-      <w:proofErr w:type="spellEnd"/>
-      <w:r>
-        <w:rPr>
-          <w:lang w:val="en-GB"/>
-        </w:rPr>
-        <w:t xml:space="preserve"> in </w:t>
-      </w:r>
-      <w:proofErr w:type="spellStart"/>
-      <w:proofErr w:type="gramStart"/>
-      <w:r>
-        <w:rPr>
-          <w:lang w:val="en-GB"/>
-        </w:rPr>
-        <w:t>field.interface</w:t>
-      </w:r>
-      <w:proofErr w:type="gramEnd"/>
-      <w:r>
-        <w:rPr>
-          <w:lang w:val="en-GB"/>
-        </w:rPr>
-        <w:t>.ts</w:t>
-      </w:r>
-      <w:proofErr w:type="spellEnd"/>
-    </w:p>
-    <w:p>
-      <w:pPr>
-        <w:rPr>
-          <w:lang w:val="en-GB"/>
-        </w:rPr>
-      </w:pPr>
-      <w:r>
-        <w:rPr>
+        <w:t>Add export path</w:t>
+      </w:r>
+    </w:p>
+    <w:p>
+      <w:pPr>
+        <w:rPr>
+          <w:lang w:val="en-GB"/>
+        </w:rPr>
+      </w:pPr>
+    </w:p>
+    <w:p>
+      <w:pPr>
+        <w:rPr>
+          <w:lang w:val="en-GB"/>
+        </w:rPr>
+      </w:pPr>
+      <w:r>
+        <w:rPr>
+          <w:noProof/>
           <w:lang w:val="en-GB"/>
         </w:rPr>
         <w:drawing>
-          <wp:inline distT="0" distB="0" distL="0" distR="0" wp14:anchorId="4E1FF761" wp14:editId="0492AE99">
-            <wp:extent cx="6120130" cy="5048250"/>
-            <wp:effectExtent l="0" t="0" r="0" b="0"/>
-            <wp:docPr id="6" name="Immagine 6"/>
+          <wp:inline distT="0" distB="0" distL="0" distR="0" wp14:anchorId="4EDDDE8C" wp14:editId="30AF7574">
+            <wp:extent cx="4801270" cy="4867954"/>
+            <wp:effectExtent l="0" t="0" r="0" b="8890"/>
+            <wp:docPr id="4" name="Immagine 4"/>
             <wp:cNvGraphicFramePr>
               <a:graphicFrameLocks xmlns:a="http://schemas.openxmlformats.org/drawingml/2006/main" noChangeAspect="1"/>
             </wp:cNvGraphicFramePr>
@@ -595,6 +634,81 @@
                   <pic:spPr>
                     <a:xfrm>
                       <a:off x="0" y="0"/>
+                      <a:ext cx="4801270" cy="4867954"/>
+                    </a:xfrm>
+                    <a:prstGeom prst="rect">
+                      <a:avLst/>
+                    </a:prstGeom>
+                  </pic:spPr>
+                </pic:pic>
+              </a:graphicData>
+            </a:graphic>
+          </wp:inline>
+        </w:drawing>
+      </w:r>
+    </w:p>
+    <w:p>
+      <w:pPr>
+        <w:pStyle w:val="Titolo3"/>
+        <w:numPr>
+          <w:ilvl w:val="0"/>
+          <w:numId w:val="2"/>
+        </w:numPr>
+        <w:rPr>
+          <w:lang w:val="en-GB"/>
+        </w:rPr>
+      </w:pPr>
+      <w:r>
+        <w:rPr>
+          <w:lang w:val="en-GB"/>
+        </w:rPr>
+        <w:lastRenderedPageBreak/>
+        <w:t>Add in fieldInputEvent in field.interface.ts</w:t>
+      </w:r>
+    </w:p>
+    <w:p>
+      <w:pPr>
+        <w:rPr>
+          <w:lang w:val="en-GB"/>
+        </w:rPr>
+      </w:pPr>
+    </w:p>
+    <w:p>
+      <w:pPr>
+        <w:rPr>
+          <w:noProof/>
+          <w:lang w:val="en-GB"/>
+        </w:rPr>
+      </w:pPr>
+      <w:r>
+        <w:rPr>
+          <w:noProof/>
+          <w:lang w:val="en-GB"/>
+        </w:rPr>
+        <w:drawing>
+          <wp:inline distT="0" distB="0" distL="0" distR="0" wp14:anchorId="4E1FF761" wp14:editId="0492AE99">
+            <wp:extent cx="6120130" cy="5048250"/>
+            <wp:effectExtent l="0" t="0" r="0" b="0"/>
+            <wp:docPr id="6" name="Immagine 6"/>
+            <wp:cNvGraphicFramePr>
+              <a:graphicFrameLocks xmlns:a="http://schemas.openxmlformats.org/drawingml/2006/main" noChangeAspect="1"/>
+            </wp:cNvGraphicFramePr>
+            <a:graphic xmlns:a="http://schemas.openxmlformats.org/drawingml/2006/main">
+              <a:graphicData uri="http://schemas.openxmlformats.org/drawingml/2006/picture">
+                <pic:pic xmlns:pic="http://schemas.openxmlformats.org/drawingml/2006/picture">
+                  <pic:nvPicPr>
+                    <pic:cNvPr id="1" name=""/>
+                    <pic:cNvPicPr/>
+                  </pic:nvPicPr>
+                  <pic:blipFill>
+                    <a:blip r:embed="rId12"/>
+                    <a:stretch>
+                      <a:fillRect/>
+                    </a:stretch>
+                  </pic:blipFill>
+                  <pic:spPr>
+                    <a:xfrm>
+                      <a:off x="0" y="0"/>
                       <a:ext cx="6120130" cy="5048250"/>
                     </a:xfrm>
                     <a:prstGeom prst="rect">
@@ -606,6 +720,1164 @@
             </a:graphic>
           </wp:inline>
         </w:drawing>
+      </w:r>
+    </w:p>
+    <w:p>
+      <w:pPr>
+        <w:ind w:left="360"/>
+        <w:rPr>
+          <w:b/>
+          <w:bCs/>
+          <w:noProof/>
+          <w:sz w:val="24"/>
+          <w:szCs w:val="24"/>
+          <w:highlight w:val="yellow"/>
+          <w:lang w:val="en-GB"/>
+        </w:rPr>
+      </w:pPr>
+    </w:p>
+    <w:p>
+      <w:pPr>
+        <w:ind w:left="360"/>
+        <w:rPr>
+          <w:noProof/>
+          <w:lang w:val="en-GB"/>
+        </w:rPr>
+      </w:pPr>
+      <w:r>
+        <w:rPr>
+          <w:b/>
+          <w:bCs/>
+          <w:noProof/>
+          <w:sz w:val="24"/>
+          <w:szCs w:val="24"/>
+          <w:highlight w:val="yellow"/>
+          <w:u w:val="single"/>
+          <w:lang w:val="en-GB"/>
+        </w:rPr>
+        <w:t>NB</w:t>
+      </w:r>
+      <w:r>
+        <w:rPr>
+          <w:b/>
+          <w:bCs/>
+          <w:noProof/>
+          <w:sz w:val="24"/>
+          <w:szCs w:val="24"/>
+          <w:highlight w:val="yellow"/>
+          <w:lang w:val="en-GB"/>
+        </w:rPr>
+        <w:t xml:space="preserve">: </w:t>
+      </w:r>
+      <w:r>
+        <w:rPr>
+          <w:noProof/>
+          <w:highlight w:val="yellow"/>
+          <w:lang w:val="en-GB"/>
+        </w:rPr>
+        <w:t>A</w:t>
+      </w:r>
+      <w:r>
+        <w:rPr>
+          <w:noProof/>
+          <w:highlight w:val="yellow"/>
+          <w:lang w:val="en-GB"/>
+        </w:rPr>
+        <w:t xml:space="preserve">fter the </w:t>
+      </w:r>
+      <w:r>
+        <w:rPr>
+          <w:noProof/>
+          <w:highlight w:val="yellow"/>
+          <w:lang w:val="en-GB"/>
+        </w:rPr>
+        <w:t>6</w:t>
+      </w:r>
+      <w:r>
+        <w:rPr>
+          <w:noProof/>
+          <w:highlight w:val="yellow"/>
+          <w:lang w:val="en-GB"/>
+        </w:rPr>
+        <w:t xml:space="preserve"> points I get this:</w:t>
+      </w:r>
+    </w:p>
+    <w:p>
+      <w:pPr>
+        <w:ind w:left="360"/>
+        <w:rPr>
+          <w:noProof/>
+          <w:lang w:val="en-GB"/>
+        </w:rPr>
+      </w:pPr>
+      <w:r>
+        <w:rPr>
+          <w:noProof/>
+          <w:lang w:val="en-GB"/>
+        </w:rPr>
+        <w:drawing>
+          <wp:inline distT="0" distB="0" distL="0" distR="0" wp14:anchorId="3602BB79" wp14:editId="43139A15">
+            <wp:extent cx="6120130" cy="874395"/>
+            <wp:effectExtent l="0" t="0" r="0" b="1905"/>
+            <wp:docPr id="7" name="Immagine 7"/>
+            <wp:cNvGraphicFramePr>
+              <a:graphicFrameLocks xmlns:a="http://schemas.openxmlformats.org/drawingml/2006/main" noChangeAspect="1"/>
+            </wp:cNvGraphicFramePr>
+            <a:graphic xmlns:a="http://schemas.openxmlformats.org/drawingml/2006/main">
+              <a:graphicData uri="http://schemas.openxmlformats.org/drawingml/2006/picture">
+                <pic:pic xmlns:pic="http://schemas.openxmlformats.org/drawingml/2006/picture">
+                  <pic:nvPicPr>
+                    <pic:cNvPr id="1" name=""/>
+                    <pic:cNvPicPr/>
+                  </pic:nvPicPr>
+                  <pic:blipFill>
+                    <a:blip r:embed="rId13"/>
+                    <a:stretch>
+                      <a:fillRect/>
+                    </a:stretch>
+                  </pic:blipFill>
+                  <pic:spPr>
+                    <a:xfrm>
+                      <a:off x="0" y="0"/>
+                      <a:ext cx="6120130" cy="874395"/>
+                    </a:xfrm>
+                    <a:prstGeom prst="rect">
+                      <a:avLst/>
+                    </a:prstGeom>
+                  </pic:spPr>
+                </pic:pic>
+              </a:graphicData>
+            </a:graphic>
+          </wp:inline>
+        </w:drawing>
+      </w:r>
+    </w:p>
+    <w:p>
+      <w:pPr>
+        <w:tabs>
+          <w:tab w:val="left" w:pos="1815"/>
+        </w:tabs>
+        <w:ind w:left="360"/>
+        <w:rPr>
+          <w:b/>
+          <w:bCs/>
+          <w:color w:val="FF0000"/>
+          <w:sz w:val="24"/>
+          <w:szCs w:val="24"/>
+          <w:lang w:val="en-GB"/>
+        </w:rPr>
+      </w:pPr>
+      <w:r>
+        <w:rPr>
+          <w:color w:val="FF0000"/>
+          <w:lang w:val="en-GB"/>
+        </w:rPr>
+        <w:t>ERROR:</w:t>
+      </w:r>
+      <w:r>
+        <w:rPr>
+          <w:lang w:val="en-GB"/>
+        </w:rPr>
+        <w:t xml:space="preserve"> </w:t>
+      </w:r>
+      <w:r>
+        <w:rPr>
+          <w:b/>
+          <w:bCs/>
+          <w:color w:val="FF0000"/>
+          <w:sz w:val="24"/>
+          <w:szCs w:val="24"/>
+          <w:lang w:val="en-GB"/>
+        </w:rPr>
+        <w:t>Module ‘“.”’ has no exported member ‘RegulatAPIParams’.</w:t>
+      </w:r>
+    </w:p>
+    <w:p>
+      <w:pPr>
+        <w:tabs>
+          <w:tab w:val="left" w:pos="1815"/>
+        </w:tabs>
+        <w:ind w:left="360"/>
+        <w:rPr>
+          <w:color w:val="000000" w:themeColor="text1"/>
+          <w:lang w:val="en-GB"/>
+        </w:rPr>
+      </w:pPr>
+      <w:r>
+        <w:rPr>
+          <w:b/>
+          <w:bCs/>
+          <w:color w:val="538135" w:themeColor="accent6" w:themeShade="BF"/>
+          <w:sz w:val="24"/>
+          <w:szCs w:val="24"/>
+          <w:lang w:val="en-GB"/>
+        </w:rPr>
+        <w:t>/</w:t>
+      </w:r>
+      <w:r>
+        <w:rPr>
+          <w:b/>
+          <w:bCs/>
+          <w:color w:val="538135" w:themeColor="accent6" w:themeShade="BF"/>
+          <w:sz w:val="24"/>
+          <w:szCs w:val="24"/>
+          <w:lang w:val="en-GB"/>
+        </w:rPr>
+        <w:t>*</w:t>
+      </w:r>
+      <w:r>
+        <w:rPr>
+          <w:color w:val="538135" w:themeColor="accent6" w:themeShade="BF"/>
+          <w:sz w:val="24"/>
+          <w:szCs w:val="24"/>
+          <w:lang w:val="en-GB"/>
+        </w:rPr>
+        <w:t xml:space="preserve"> </w:t>
+      </w:r>
+      <w:r>
+        <w:rPr>
+          <w:color w:val="538135" w:themeColor="accent6" w:themeShade="BF"/>
+          <w:lang w:val="en-GB"/>
+        </w:rPr>
+        <w:t xml:space="preserve">So for now I commented it, to make the test work. The file where I commented some code are:  </w:t>
+      </w:r>
+      <w:r>
+        <w:rPr>
+          <w:noProof/>
+          <w:lang w:val="en-GB"/>
+        </w:rPr>
+        <w:drawing>
+          <wp:inline distT="0" distB="0" distL="0" distR="0" wp14:anchorId="535C6C85" wp14:editId="6B9A814B">
+            <wp:extent cx="2362200" cy="439252"/>
+            <wp:effectExtent l="0" t="0" r="0" b="0"/>
+            <wp:docPr id="8" name="Immagine 8"/>
+            <wp:cNvGraphicFramePr>
+              <a:graphicFrameLocks xmlns:a="http://schemas.openxmlformats.org/drawingml/2006/main" noChangeAspect="1"/>
+            </wp:cNvGraphicFramePr>
+            <a:graphic xmlns:a="http://schemas.openxmlformats.org/drawingml/2006/main">
+              <a:graphicData uri="http://schemas.openxmlformats.org/drawingml/2006/picture">
+                <pic:pic xmlns:pic="http://schemas.openxmlformats.org/drawingml/2006/picture">
+                  <pic:nvPicPr>
+                    <pic:cNvPr id="1" name=""/>
+                    <pic:cNvPicPr/>
+                  </pic:nvPicPr>
+                  <pic:blipFill>
+                    <a:blip r:embed="rId14"/>
+                    <a:stretch>
+                      <a:fillRect/>
+                    </a:stretch>
+                  </pic:blipFill>
+                  <pic:spPr>
+                    <a:xfrm>
+                      <a:off x="0" y="0"/>
+                      <a:ext cx="2362200" cy="439252"/>
+                    </a:xfrm>
+                    <a:prstGeom prst="rect">
+                      <a:avLst/>
+                    </a:prstGeom>
+                  </pic:spPr>
+                </pic:pic>
+              </a:graphicData>
+            </a:graphic>
+          </wp:inline>
+        </w:drawing>
+      </w:r>
+    </w:p>
+    <w:p>
+      <w:pPr>
+        <w:tabs>
+          <w:tab w:val="left" w:pos="1815"/>
+        </w:tabs>
+        <w:ind w:left="360"/>
+        <w:rPr>
+          <w:b/>
+          <w:bCs/>
+          <w:color w:val="000000" w:themeColor="text1"/>
+          <w:lang w:val="en-GB"/>
+        </w:rPr>
+      </w:pPr>
+      <w:r>
+        <w:rPr>
+          <w:b/>
+          <w:bCs/>
+          <w:color w:val="000000" w:themeColor="text1"/>
+          <w:lang w:val="en-GB"/>
+        </w:rPr>
+        <w:t>T</w:t>
+      </w:r>
+      <w:r>
+        <w:rPr>
+          <w:b/>
+          <w:bCs/>
+          <w:color w:val="000000" w:themeColor="text1"/>
+          <w:lang w:val="en-GB"/>
+        </w:rPr>
+        <w:t xml:space="preserve">he </w:t>
+      </w:r>
+      <w:r>
+        <w:rPr>
+          <w:b/>
+          <w:bCs/>
+          <w:color w:val="000000" w:themeColor="text1"/>
+          <w:lang w:val="en-GB"/>
+        </w:rPr>
+        <w:t xml:space="preserve">commit has been </w:t>
+      </w:r>
+      <w:r>
+        <w:rPr>
+          <w:b/>
+          <w:bCs/>
+          <w:color w:val="000000" w:themeColor="text1"/>
+          <w:lang w:val="en-GB"/>
+        </w:rPr>
+        <w:t>named “Commented import interface”.</w:t>
+      </w:r>
+    </w:p>
+    <w:p>
+      <w:pPr>
+        <w:tabs>
+          <w:tab w:val="left" w:pos="1815"/>
+        </w:tabs>
+        <w:ind w:left="360"/>
+        <w:rPr>
+          <w:b/>
+          <w:bCs/>
+          <w:color w:val="538135" w:themeColor="accent6" w:themeShade="BF"/>
+          <w:lang w:val="en-GB"/>
+        </w:rPr>
+      </w:pPr>
+      <w:r>
+        <w:rPr>
+          <w:b/>
+          <w:bCs/>
+          <w:color w:val="538135" w:themeColor="accent6" w:themeShade="BF"/>
+          <w:sz w:val="24"/>
+          <w:szCs w:val="24"/>
+          <w:lang w:val="en-GB"/>
+        </w:rPr>
+        <w:t>*/</w:t>
+      </w:r>
+    </w:p>
+    <w:p>
+      <w:pPr>
+        <w:pStyle w:val="Titolo2"/>
+        <w:rPr>
+          <w:lang w:val="en-GB"/>
+        </w:rPr>
+      </w:pPr>
+      <w:r>
+        <w:rPr>
+          <w:lang w:val="en-GB"/>
+        </w:rPr>
+        <w:lastRenderedPageBreak/>
+        <w:t>Second Step: manage the flow in the backend</w:t>
+      </w:r>
+    </w:p>
+    <w:p>
+      <w:pPr>
+        <w:rPr>
+          <w:lang w:val="en-GB"/>
+        </w:rPr>
+      </w:pPr>
+    </w:p>
+    <w:p>
+      <w:pPr>
+        <w:pStyle w:val="Titolo3"/>
+        <w:numPr>
+          <w:ilvl w:val="0"/>
+          <w:numId w:val="4"/>
+        </w:numPr>
+        <w:rPr>
+          <w:lang w:val="en-GB"/>
+        </w:rPr>
+      </w:pPr>
+      <w:r>
+        <w:rPr>
+          <w:lang w:val="en-GB"/>
+        </w:rPr>
+        <w:t>Add event in form-getter.component.ts (line 1381) which calls runRegulatEvent.</w:t>
+      </w:r>
+    </w:p>
+    <w:p>
+      <w:pPr>
+        <w:rPr>
+          <w:lang w:val="en-GB"/>
+        </w:rPr>
+      </w:pPr>
+    </w:p>
+    <w:p>
+      <w:pPr>
+        <w:rPr>
+          <w:lang w:val="en-GB"/>
+        </w:rPr>
+      </w:pPr>
+      <w:r>
+        <w:rPr>
+          <w:noProof/>
+          <w:lang w:val="en-GB"/>
+        </w:rPr>
+        <w:drawing>
+          <wp:inline distT="0" distB="0" distL="0" distR="0" wp14:anchorId="75FD7829" wp14:editId="10270FD7">
+            <wp:extent cx="6120130" cy="3096260"/>
+            <wp:effectExtent l="0" t="0" r="0" b="8890"/>
+            <wp:docPr id="5" name="Immagine 5"/>
+            <wp:cNvGraphicFramePr>
+              <a:graphicFrameLocks xmlns:a="http://schemas.openxmlformats.org/drawingml/2006/main" noChangeAspect="1"/>
+            </wp:cNvGraphicFramePr>
+            <a:graphic xmlns:a="http://schemas.openxmlformats.org/drawingml/2006/main">
+              <a:graphicData uri="http://schemas.openxmlformats.org/drawingml/2006/picture">
+                <pic:pic xmlns:pic="http://schemas.openxmlformats.org/drawingml/2006/picture">
+                  <pic:nvPicPr>
+                    <pic:cNvPr id="1" name=""/>
+                    <pic:cNvPicPr/>
+                  </pic:nvPicPr>
+                  <pic:blipFill>
+                    <a:blip r:embed="rId15"/>
+                    <a:stretch>
+                      <a:fillRect/>
+                    </a:stretch>
+                  </pic:blipFill>
+                  <pic:spPr>
+                    <a:xfrm>
+                      <a:off x="0" y="0"/>
+                      <a:ext cx="6120130" cy="3096260"/>
+                    </a:xfrm>
+                    <a:prstGeom prst="rect">
+                      <a:avLst/>
+                    </a:prstGeom>
+                  </pic:spPr>
+                </pic:pic>
+              </a:graphicData>
+            </a:graphic>
+          </wp:inline>
+        </w:drawing>
+      </w:r>
+    </w:p>
+    <w:p>
+      <w:pPr>
+        <w:rPr>
+          <w:lang w:val="en-GB"/>
+        </w:rPr>
+      </w:pPr>
+    </w:p>
+    <w:p>
+      <w:pPr>
+        <w:pStyle w:val="Titolo3"/>
+        <w:numPr>
+          <w:ilvl w:val="0"/>
+          <w:numId w:val="4"/>
+        </w:numPr>
+        <w:rPr>
+          <w:lang w:val="en-GB"/>
+        </w:rPr>
+      </w:pPr>
+      <w:r>
+        <w:rPr>
+          <w:lang w:val="en-GB"/>
+        </w:rPr>
+        <w:t>Create async function</w:t>
+      </w:r>
+      <w:r>
+        <w:rPr>
+          <w:lang w:val="en-GB"/>
+        </w:rPr>
+        <w:t xml:space="preserve"> (first draft) </w:t>
+      </w:r>
+      <w:r>
+        <w:rPr>
+          <w:lang w:val="en-GB"/>
+        </w:rPr>
+        <w:t>related to the button in form-getter</w:t>
+      </w:r>
+    </w:p>
+    <w:p>
+      <w:pPr>
+        <w:rPr>
+          <w:lang w:val="en-GB"/>
+        </w:rPr>
+      </w:pPr>
+    </w:p>
+    <w:p>
+      <w:pPr>
+        <w:rPr>
+          <w:lang w:val="en-GB"/>
+        </w:rPr>
+      </w:pPr>
+      <w:r>
+        <w:rPr>
+          <w:noProof/>
+          <w:lang w:val="en-GB"/>
+        </w:rPr>
+        <w:drawing>
+          <wp:inline distT="0" distB="0" distL="0" distR="0" wp14:anchorId="7A0348B9" wp14:editId="0B47A344">
+            <wp:extent cx="6120130" cy="2967355"/>
+            <wp:effectExtent l="0" t="0" r="0" b="4445"/>
+            <wp:docPr id="23" name="Immagine 23"/>
+            <wp:cNvGraphicFramePr>
+              <a:graphicFrameLocks xmlns:a="http://schemas.openxmlformats.org/drawingml/2006/main" noChangeAspect="1"/>
+            </wp:cNvGraphicFramePr>
+            <a:graphic xmlns:a="http://schemas.openxmlformats.org/drawingml/2006/main">
+              <a:graphicData uri="http://schemas.openxmlformats.org/drawingml/2006/picture">
+                <pic:pic xmlns:pic="http://schemas.openxmlformats.org/drawingml/2006/picture">
+                  <pic:nvPicPr>
+                    <pic:cNvPr id="1" name=""/>
+                    <pic:cNvPicPr/>
+                  </pic:nvPicPr>
+                  <pic:blipFill>
+                    <a:blip r:embed="rId16"/>
+                    <a:stretch>
+                      <a:fillRect/>
+                    </a:stretch>
+                  </pic:blipFill>
+                  <pic:spPr>
+                    <a:xfrm>
+                      <a:off x="0" y="0"/>
+                      <a:ext cx="6120130" cy="2967355"/>
+                    </a:xfrm>
+                    <a:prstGeom prst="rect">
+                      <a:avLst/>
+                    </a:prstGeom>
+                  </pic:spPr>
+                </pic:pic>
+              </a:graphicData>
+            </a:graphic>
+          </wp:inline>
+        </w:drawing>
+      </w:r>
+    </w:p>
+    <w:p>
+      <w:pPr>
+        <w:tabs>
+          <w:tab w:val="left" w:pos="6000"/>
+        </w:tabs>
+        <w:rPr>
+          <w:lang w:val="en-GB"/>
+        </w:rPr>
+      </w:pPr>
+    </w:p>
+    <w:p>
+      <w:pPr>
+        <w:tabs>
+          <w:tab w:val="left" w:pos="6000"/>
+        </w:tabs>
+        <w:rPr>
+          <w:lang w:val="en-GB"/>
+        </w:rPr>
+      </w:pPr>
+    </w:p>
+    <w:p>
+      <w:pPr>
+        <w:tabs>
+          <w:tab w:val="left" w:pos="6000"/>
+        </w:tabs>
+        <w:rPr>
+          <w:lang w:val="en-GB"/>
+        </w:rPr>
+      </w:pPr>
+      <w:r>
+        <w:rPr>
+          <w:lang w:val="en-GB"/>
+        </w:rPr>
+        <w:tab/>
+      </w:r>
+    </w:p>
+    <w:p>
+      <w:pPr>
+        <w:pStyle w:val="Titolo3"/>
+        <w:numPr>
+          <w:ilvl w:val="0"/>
+          <w:numId w:val="4"/>
+        </w:numPr>
+        <w:rPr>
+          <w:lang w:val="en-GB"/>
+        </w:rPr>
+      </w:pPr>
+      <w:r>
+        <w:rPr>
+          <w:lang w:val="en-GB"/>
+        </w:rPr>
+        <w:lastRenderedPageBreak/>
+        <w:t>Created the method in backend.service.ts</w:t>
+      </w:r>
+    </w:p>
+    <w:p>
+      <w:pPr>
+        <w:rPr>
+          <w:lang w:val="en-GB"/>
+        </w:rPr>
+      </w:pPr>
+    </w:p>
+    <w:p>
+      <w:pPr>
+        <w:rPr>
+          <w:lang w:val="en-GB"/>
+        </w:rPr>
+      </w:pPr>
+      <w:r>
+        <w:rPr>
+          <w:noProof/>
+          <w:lang w:val="en-GB"/>
+        </w:rPr>
+        <w:drawing>
+          <wp:inline distT="0" distB="0" distL="0" distR="0" wp14:anchorId="6A7BD11A" wp14:editId="1E98DAAB">
+            <wp:extent cx="6120130" cy="464185"/>
+            <wp:effectExtent l="0" t="0" r="0" b="0"/>
+            <wp:docPr id="22" name="Immagine 22"/>
+            <wp:cNvGraphicFramePr>
+              <a:graphicFrameLocks xmlns:a="http://schemas.openxmlformats.org/drawingml/2006/main" noChangeAspect="1"/>
+            </wp:cNvGraphicFramePr>
+            <a:graphic xmlns:a="http://schemas.openxmlformats.org/drawingml/2006/main">
+              <a:graphicData uri="http://schemas.openxmlformats.org/drawingml/2006/picture">
+                <pic:pic xmlns:pic="http://schemas.openxmlformats.org/drawingml/2006/picture">
+                  <pic:nvPicPr>
+                    <pic:cNvPr id="1" name=""/>
+                    <pic:cNvPicPr/>
+                  </pic:nvPicPr>
+                  <pic:blipFill>
+                    <a:blip r:embed="rId17"/>
+                    <a:stretch>
+                      <a:fillRect/>
+                    </a:stretch>
+                  </pic:blipFill>
+                  <pic:spPr>
+                    <a:xfrm>
+                      <a:off x="0" y="0"/>
+                      <a:ext cx="6120130" cy="464185"/>
+                    </a:xfrm>
+                    <a:prstGeom prst="rect">
+                      <a:avLst/>
+                    </a:prstGeom>
+                  </pic:spPr>
+                </pic:pic>
+              </a:graphicData>
+            </a:graphic>
+          </wp:inline>
+        </w:drawing>
+      </w:r>
+    </w:p>
+    <w:p>
+      <w:pPr>
+        <w:rPr>
+          <w:lang w:val="en-GB"/>
+        </w:rPr>
+      </w:pPr>
+    </w:p>
+    <w:p>
+      <w:pPr>
+        <w:rPr>
+          <w:lang w:val="en-GB"/>
+        </w:rPr>
+      </w:pPr>
+    </w:p>
+    <w:p>
+      <w:pPr>
+        <w:pStyle w:val="Titolo2"/>
+        <w:rPr>
+          <w:lang w:val="en-GB"/>
+        </w:rPr>
+      </w:pPr>
+      <w:r>
+        <w:rPr>
+          <w:lang w:val="en-GB"/>
+        </w:rPr>
+        <w:t xml:space="preserve">Third Step: </w:t>
+      </w:r>
+      <w:r>
+        <w:rPr>
+          <w:lang w:val="en-GB"/>
+        </w:rPr>
+        <w:t>Create lambda functs (regulat and regulat_VPC)</w:t>
+      </w:r>
+    </w:p>
+    <w:p>
+      <w:pPr>
+        <w:rPr>
+          <w:lang w:val="en-GB"/>
+        </w:rPr>
+      </w:pPr>
+    </w:p>
+    <w:p>
+      <w:pPr>
+        <w:pStyle w:val="Titolo3"/>
+        <w:numPr>
+          <w:ilvl w:val="0"/>
+          <w:numId w:val="6"/>
+        </w:numPr>
+        <w:rPr>
+          <w:lang w:val="en-GB"/>
+        </w:rPr>
+      </w:pPr>
+      <w:r>
+        <w:rPr>
+          <w:lang w:val="en-GB"/>
+        </w:rPr>
+        <w:t>Index.js of regulat</w:t>
+      </w:r>
+      <w:r>
+        <w:rPr>
+          <w:lang w:val="en-GB"/>
+        </w:rPr>
+        <w:t xml:space="preserve"> </w:t>
+      </w:r>
+    </w:p>
+    <w:p>
+      <w:pPr>
+        <w:rPr>
+          <w:rStyle w:val="Collegamentoipertestuale"/>
+          <w:lang w:val="en-GB"/>
+        </w:rPr>
+      </w:pPr>
+      <w:r>
+        <w:rPr>
+          <w:lang w:val="en-GB"/>
+        </w:rPr>
+        <w:t xml:space="preserve">Here I do the operation to get the scan result in json format, and when the process is complete the lambda regulat_VPC will be called. Flow: Get </w:t>
+      </w:r>
+      <w:r>
+        <w:rPr>
+          <w:lang w:val="en-GB"/>
+        </w:rPr>
+        <w:t xml:space="preserve">acces </w:t>
+      </w:r>
+      <w:r>
+        <w:rPr>
+          <w:lang w:val="en-GB"/>
+        </w:rPr>
+        <w:t xml:space="preserve">token </w:t>
+      </w:r>
+      <w:r>
+        <w:rPr>
+          <w:lang w:val="en-GB"/>
+        </w:rPr>
+        <w:t xml:space="preserve">(bearer), define which api </w:t>
+      </w:r>
+      <w:r>
+        <w:rPr>
+          <w:lang w:val="en-GB"/>
+        </w:rPr>
+        <w:t xml:space="preserve">have to be </w:t>
+      </w:r>
+      <w:r>
+        <w:rPr>
+          <w:lang w:val="en-GB"/>
+        </w:rPr>
+        <w:t>call</w:t>
+      </w:r>
+      <w:r>
+        <w:rPr>
+          <w:lang w:val="en-GB"/>
+        </w:rPr>
+        <w:t>ed</w:t>
+      </w:r>
+      <w:r>
+        <w:rPr>
+          <w:lang w:val="en-GB"/>
+        </w:rPr>
+        <w:t xml:space="preserve"> (depends on entityType) and get scan result.</w:t>
+      </w:r>
+      <w:r>
+        <w:rPr>
+          <w:lang w:val="en-GB"/>
+        </w:rPr>
+        <w:t xml:space="preserve"> </w:t>
+      </w:r>
+      <w:hyperlink r:id="rId18" w:history="1">
+        <w:r>
+          <w:rPr>
+            <w:rStyle w:val="Collegamentoipertestuale"/>
+            <w:lang w:val="en-GB"/>
+          </w:rPr>
+          <w:t>https://github.com/alacritascompliance/onecompliance/blob/c82990932b1fc9534f6079dc96f2db0631540b91/lambda/regulat</w:t>
+        </w:r>
+      </w:hyperlink>
+    </w:p>
+    <w:p>
+      <w:pPr>
+        <w:rPr>
+          <w:rStyle w:val="Collegamentoipertestuale"/>
+          <w:color w:val="auto"/>
+          <w:u w:val="none"/>
+          <w:lang w:val="en-GB"/>
+        </w:rPr>
+      </w:pPr>
+      <w:r>
+        <w:rPr>
+          <w:rStyle w:val="Collegamentoipertestuale"/>
+          <w:b/>
+          <w:bCs/>
+          <w:color w:val="auto"/>
+          <w:lang w:val="en-GB"/>
+        </w:rPr>
+        <w:t>NB:</w:t>
+      </w:r>
+      <w:r>
+        <w:rPr>
+          <w:rStyle w:val="Collegamentoipertestuale"/>
+          <w:b/>
+          <w:bCs/>
+          <w:lang w:val="en-GB"/>
+        </w:rPr>
+        <w:t xml:space="preserve"> </w:t>
+      </w:r>
+      <w:r>
+        <w:rPr>
+          <w:rStyle w:val="Collegamentoipertestuale"/>
+          <w:u w:val="none"/>
+          <w:lang w:val="en-GB"/>
+        </w:rPr>
+        <w:t xml:space="preserve"> </w:t>
+      </w:r>
+      <w:r>
+        <w:rPr>
+          <w:rStyle w:val="Collegamentoipertestuale"/>
+          <w:color w:val="auto"/>
+          <w:u w:val="none"/>
+          <w:lang w:val="en-GB"/>
+        </w:rPr>
+        <w:t>I need  to pass also the c</w:t>
+      </w:r>
+      <w:r>
+        <w:rPr>
+          <w:rStyle w:val="Collegamentoipertestuale"/>
+          <w:color w:val="auto"/>
+          <w:u w:val="none"/>
+          <w:lang w:val="en-GB"/>
+        </w:rPr>
+        <w:t xml:space="preserve">onst </w:t>
+      </w:r>
+      <w:r>
+        <w:rPr>
+          <w:rStyle w:val="Collegamentoipertestuale"/>
+          <w:color w:val="auto"/>
+          <w:u w:val="none"/>
+          <w:lang w:val="en-GB"/>
+        </w:rPr>
+        <w:t xml:space="preserve"> “company”, “registry” and “checkId” </w:t>
+      </w:r>
+      <w:r>
+        <w:rPr>
+          <w:rStyle w:val="Collegamentoipertestuale"/>
+          <w:color w:val="auto"/>
+          <w:u w:val="none"/>
+          <w:lang w:val="en-GB"/>
+        </w:rPr>
+        <w:t>with the scannedData in the payload of lambda.invoke(regulat_VPC)</w:t>
+      </w:r>
+      <w:r>
+        <w:rPr>
+          <w:rStyle w:val="Collegamentoipertestuale"/>
+          <w:color w:val="auto"/>
+          <w:u w:val="none"/>
+          <w:lang w:val="en-GB"/>
+        </w:rPr>
+        <w:t>.</w:t>
+      </w:r>
+    </w:p>
+    <w:p>
+      <w:pPr>
+        <w:rPr>
+          <w:lang w:val="en-GB"/>
+        </w:rPr>
+      </w:pPr>
+    </w:p>
+    <w:p>
+      <w:pPr>
+        <w:pStyle w:val="Titolo3"/>
+        <w:numPr>
+          <w:ilvl w:val="0"/>
+          <w:numId w:val="6"/>
+        </w:numPr>
+        <w:rPr>
+          <w:lang w:val="en-GB"/>
+        </w:rPr>
+      </w:pPr>
+      <w:r>
+        <w:rPr>
+          <w:lang w:val="en-GB"/>
+        </w:rPr>
+        <w:t>Index.js of regulat_VPC</w:t>
+      </w:r>
+    </w:p>
+    <w:p>
+      <w:pPr>
+        <w:rPr>
+          <w:lang w:val="en-GB"/>
+        </w:rPr>
+      </w:pPr>
+      <w:r>
+        <w:rPr>
+          <w:lang w:val="en-GB"/>
+        </w:rPr>
+        <w:t>From here basically I run this query, passing the calling payload by regulat.lambda</w:t>
+      </w:r>
+    </w:p>
+    <w:p>
+      <w:pPr>
+        <w:rPr>
+          <w:lang w:val="en-GB"/>
+        </w:rPr>
+      </w:pPr>
+      <w:r>
+        <w:rPr>
+          <w:noProof/>
+          <w:lang w:val="en-GB"/>
+        </w:rPr>
+        <w:drawing>
+          <wp:inline distT="0" distB="0" distL="0" distR="0" wp14:anchorId="411A3452" wp14:editId="255609F4">
+            <wp:extent cx="4229690" cy="724001"/>
+            <wp:effectExtent l="0" t="0" r="0" b="0"/>
+            <wp:docPr id="2" name="Immagine 2"/>
+            <wp:cNvGraphicFramePr>
+              <a:graphicFrameLocks xmlns:a="http://schemas.openxmlformats.org/drawingml/2006/main" noChangeAspect="1"/>
+            </wp:cNvGraphicFramePr>
+            <a:graphic xmlns:a="http://schemas.openxmlformats.org/drawingml/2006/main">
+              <a:graphicData uri="http://schemas.openxmlformats.org/drawingml/2006/picture">
+                <pic:pic xmlns:pic="http://schemas.openxmlformats.org/drawingml/2006/picture">
+                  <pic:nvPicPr>
+                    <pic:cNvPr id="1" name=""/>
+                    <pic:cNvPicPr/>
+                  </pic:nvPicPr>
+                  <pic:blipFill>
+                    <a:blip r:embed="rId19"/>
+                    <a:stretch>
+                      <a:fillRect/>
+                    </a:stretch>
+                  </pic:blipFill>
+                  <pic:spPr>
+                    <a:xfrm>
+                      <a:off x="0" y="0"/>
+                      <a:ext cx="4229690" cy="724001"/>
+                    </a:xfrm>
+                    <a:prstGeom prst="rect">
+                      <a:avLst/>
+                    </a:prstGeom>
+                  </pic:spPr>
+                </pic:pic>
+              </a:graphicData>
+            </a:graphic>
+          </wp:inline>
+        </w:drawing>
+      </w:r>
+    </w:p>
+    <w:p>
+      <w:pPr>
+        <w:rPr>
+          <w:lang w:val="en-GB"/>
+        </w:rPr>
+      </w:pPr>
+    </w:p>
+    <w:p>
+      <w:pPr>
+        <w:rPr>
+          <w:lang w:val="en-GB"/>
+        </w:rPr>
+      </w:pPr>
+    </w:p>
+    <w:p>
+      <w:pPr>
+        <w:rPr>
+          <w:lang w:val="en-GB"/>
+        </w:rPr>
+      </w:pPr>
+    </w:p>
+    <w:p>
+      <w:pPr>
+        <w:rPr>
+          <w:lang w:val="en-GB"/>
+        </w:rPr>
+      </w:pPr>
+    </w:p>
+    <w:p>
+      <w:pPr>
+        <w:rPr>
+          <w:lang w:val="en-GB"/>
+        </w:rPr>
+      </w:pPr>
+    </w:p>
+    <w:p>
+      <w:pPr>
+        <w:rPr>
+          <w:lang w:val="en-GB"/>
+        </w:rPr>
+      </w:pPr>
+    </w:p>
+    <w:p>
+      <w:pPr>
+        <w:rPr>
+          <w:lang w:val="en-GB"/>
+        </w:rPr>
+      </w:pPr>
+    </w:p>
+    <w:p>
+      <w:pPr>
+        <w:rPr>
+          <w:lang w:val="en-GB"/>
+        </w:rPr>
+      </w:pPr>
+    </w:p>
+    <w:p>
+      <w:pPr>
+        <w:rPr>
+          <w:lang w:val="en-GB"/>
+        </w:rPr>
+      </w:pPr>
+    </w:p>
+    <w:p>
+      <w:pPr>
+        <w:rPr>
+          <w:lang w:val="en-GB"/>
+        </w:rPr>
+      </w:pPr>
+    </w:p>
+    <w:p>
+      <w:pPr>
+        <w:rPr>
+          <w:lang w:val="en-GB"/>
+        </w:rPr>
+      </w:pPr>
+    </w:p>
+    <w:p>
+      <w:pPr>
+        <w:rPr>
+          <w:lang w:val="en-GB"/>
+        </w:rPr>
+      </w:pPr>
+    </w:p>
+    <w:p>
+      <w:pPr>
+        <w:pStyle w:val="Titolo2"/>
+        <w:rPr>
+          <w:lang w:val="en-GB"/>
+        </w:rPr>
+      </w:pPr>
+      <w:r>
+        <w:rPr>
+          <w:lang w:val="en-GB"/>
+        </w:rPr>
+        <w:lastRenderedPageBreak/>
+        <w:t xml:space="preserve">Fourth Step: </w:t>
+      </w:r>
+      <w:r>
+        <w:rPr>
+          <w:lang w:val="en-GB"/>
+        </w:rPr>
+        <w:t>Database</w:t>
+      </w:r>
+    </w:p>
+    <w:p>
+      <w:pPr>
+        <w:rPr>
+          <w:lang w:val="en-GB"/>
+        </w:rPr>
+      </w:pPr>
+    </w:p>
+    <w:p>
+      <w:pPr>
+        <w:pStyle w:val="Titolo3"/>
+        <w:numPr>
+          <w:ilvl w:val="0"/>
+          <w:numId w:val="7"/>
+        </w:numPr>
+        <w:rPr>
+          <w:lang w:val="en-GB"/>
+        </w:rPr>
+      </w:pPr>
+      <w:r>
+        <w:rPr>
+          <w:lang w:val="en-GB"/>
+        </w:rPr>
+        <w:t>Table aml_scans on imports schema</w:t>
+      </w:r>
+    </w:p>
+    <w:p>
+      <w:pPr>
+        <w:rPr>
+          <w:lang w:val="en-GB"/>
+        </w:rPr>
+      </w:pPr>
+      <w:r>
+        <w:rPr>
+          <w:lang w:val="en-GB"/>
+        </w:rPr>
+        <w:drawing>
+          <wp:inline distT="0" distB="0" distL="0" distR="0" wp14:anchorId="1540A483" wp14:editId="6BF3FD38">
+            <wp:extent cx="6077798" cy="4372585"/>
+            <wp:effectExtent l="0" t="0" r="0" b="9525"/>
+            <wp:docPr id="9" name="Immagine 9"/>
+            <wp:cNvGraphicFramePr>
+              <a:graphicFrameLocks xmlns:a="http://schemas.openxmlformats.org/drawingml/2006/main" noChangeAspect="1"/>
+            </wp:cNvGraphicFramePr>
+            <a:graphic xmlns:a="http://schemas.openxmlformats.org/drawingml/2006/main">
+              <a:graphicData uri="http://schemas.openxmlformats.org/drawingml/2006/picture">
+                <pic:pic xmlns:pic="http://schemas.openxmlformats.org/drawingml/2006/picture">
+                  <pic:nvPicPr>
+                    <pic:cNvPr id="1" name=""/>
+                    <pic:cNvPicPr/>
+                  </pic:nvPicPr>
+                  <pic:blipFill>
+                    <a:blip r:embed="rId20"/>
+                    <a:stretch>
+                      <a:fillRect/>
+                    </a:stretch>
+                  </pic:blipFill>
+                  <pic:spPr>
+                    <a:xfrm>
+                      <a:off x="0" y="0"/>
+                      <a:ext cx="6077798" cy="4372585"/>
+                    </a:xfrm>
+                    <a:prstGeom prst="rect">
+                      <a:avLst/>
+                    </a:prstGeom>
+                  </pic:spPr>
+                </pic:pic>
+              </a:graphicData>
+            </a:graphic>
+          </wp:inline>
+        </w:drawing>
+      </w:r>
+    </w:p>
+    <w:p>
+      <w:pPr>
+        <w:rPr>
+          <w:lang w:val="en-GB"/>
+        </w:rPr>
+      </w:pPr>
+      <w:r>
+        <w:rPr>
+          <w:lang w:val="en-GB"/>
+        </w:rPr>
+        <w:t>Where in the “scan” attribute I put the response “data” in json format.</w:t>
+      </w:r>
+    </w:p>
+    <w:p>
+      <w:pPr>
+        <w:pStyle w:val="Titolo3"/>
+        <w:numPr>
+          <w:ilvl w:val="0"/>
+          <w:numId w:val="7"/>
+        </w:numPr>
+        <w:rPr>
+          <w:lang w:val="en-GB"/>
+        </w:rPr>
+      </w:pPr>
+      <w:r>
+        <w:rPr>
+          <w:lang w:val="en-GB"/>
+        </w:rPr>
+        <w:t>entrasp.process_aml_scans(scans json) function</w:t>
+      </w:r>
+    </w:p>
+    <w:p>
+      <w:pPr>
+        <w:rPr>
+          <w:lang w:val="en-GB"/>
+        </w:rPr>
+      </w:pPr>
+      <w:r>
+        <w:rPr>
+          <w:lang w:val="en-GB"/>
+        </w:rPr>
+        <w:t>Insert into entrasp.aml_scans the scan result. Then loop for each new scan and insert into risposte.</w:t>
       </w:r>
     </w:p>
     <w:sectPr>
@@ -673,7 +1945,7 @@
   <w:abstractNum w:abstractNumId="0" w15:restartNumberingAfterBreak="0">
     <w:nsid w:val="16142B6C"/>
     <w:multiLevelType w:val="hybridMultilevel"/>
-    <w:tmpl w:val="A5EA70FC"/>
+    <w:tmpl w:val="714627D8"/>
     <w:lvl w:ilvl="0" w:tplc="C3B4705A">
       <w:start w:val="1"/>
       <w:numFmt w:val="decimal"/>
@@ -760,6 +2032,297 @@
     </w:lvl>
   </w:abstractNum>
   <w:abstractNum w:abstractNumId="1" w15:restartNumberingAfterBreak="0">
+    <w:nsid w:val="19A222B2"/>
+    <w:multiLevelType w:val="hybridMultilevel"/>
+    <w:tmpl w:val="39EA1BB8"/>
+    <w:lvl w:ilvl="0" w:tplc="3D988254">
+      <w:start w:val="1"/>
+      <w:numFmt w:val="decimal"/>
+      <w:lvlText w:val="%1."/>
+      <w:lvlJc w:val="left"/>
+      <w:pPr>
+        <w:ind w:left="720" w:hanging="360"/>
+      </w:pPr>
+      <w:rPr>
+        <w:rFonts w:hint="default"/>
+      </w:rPr>
+    </w:lvl>
+    <w:lvl w:ilvl="1" w:tplc="04100019" w:tentative="1">
+      <w:start w:val="1"/>
+      <w:numFmt w:val="lowerLetter"/>
+      <w:lvlText w:val="%2."/>
+      <w:lvlJc w:val="left"/>
+      <w:pPr>
+        <w:ind w:left="1440" w:hanging="360"/>
+      </w:pPr>
+    </w:lvl>
+    <w:lvl w:ilvl="2" w:tplc="0410001B" w:tentative="1">
+      <w:start w:val="1"/>
+      <w:numFmt w:val="lowerRoman"/>
+      <w:lvlText w:val="%3."/>
+      <w:lvlJc w:val="right"/>
+      <w:pPr>
+        <w:ind w:left="2160" w:hanging="180"/>
+      </w:pPr>
+    </w:lvl>
+    <w:lvl w:ilvl="3" w:tplc="0410000F" w:tentative="1">
+      <w:start w:val="1"/>
+      <w:numFmt w:val="decimal"/>
+      <w:lvlText w:val="%4."/>
+      <w:lvlJc w:val="left"/>
+      <w:pPr>
+        <w:ind w:left="2880" w:hanging="360"/>
+      </w:pPr>
+    </w:lvl>
+    <w:lvl w:ilvl="4" w:tplc="04100019" w:tentative="1">
+      <w:start w:val="1"/>
+      <w:numFmt w:val="lowerLetter"/>
+      <w:lvlText w:val="%5."/>
+      <w:lvlJc w:val="left"/>
+      <w:pPr>
+        <w:ind w:left="3600" w:hanging="360"/>
+      </w:pPr>
+    </w:lvl>
+    <w:lvl w:ilvl="5" w:tplc="0410001B" w:tentative="1">
+      <w:start w:val="1"/>
+      <w:numFmt w:val="lowerRoman"/>
+      <w:lvlText w:val="%6."/>
+      <w:lvlJc w:val="right"/>
+      <w:pPr>
+        <w:ind w:left="4320" w:hanging="180"/>
+      </w:pPr>
+    </w:lvl>
+    <w:lvl w:ilvl="6" w:tplc="0410000F" w:tentative="1">
+      <w:start w:val="1"/>
+      <w:numFmt w:val="decimal"/>
+      <w:lvlText w:val="%7."/>
+      <w:lvlJc w:val="left"/>
+      <w:pPr>
+        <w:ind w:left="5040" w:hanging="360"/>
+      </w:pPr>
+    </w:lvl>
+    <w:lvl w:ilvl="7" w:tplc="04100019" w:tentative="1">
+      <w:start w:val="1"/>
+      <w:numFmt w:val="lowerLetter"/>
+      <w:lvlText w:val="%8."/>
+      <w:lvlJc w:val="left"/>
+      <w:pPr>
+        <w:ind w:left="5760" w:hanging="360"/>
+      </w:pPr>
+    </w:lvl>
+    <w:lvl w:ilvl="8" w:tplc="0410001B" w:tentative="1">
+      <w:start w:val="1"/>
+      <w:numFmt w:val="lowerRoman"/>
+      <w:lvlText w:val="%9."/>
+      <w:lvlJc w:val="right"/>
+      <w:pPr>
+        <w:ind w:left="6480" w:hanging="180"/>
+      </w:pPr>
+    </w:lvl>
+  </w:abstractNum>
+  <w:abstractNum w:abstractNumId="2" w15:restartNumberingAfterBreak="0">
+    <w:nsid w:val="21557DBD"/>
+    <w:multiLevelType w:val="hybridMultilevel"/>
+    <w:tmpl w:val="9F60BB54"/>
+    <w:lvl w:ilvl="0" w:tplc="C3B4705A">
+      <w:start w:val="1"/>
+      <w:numFmt w:val="decimal"/>
+      <w:lvlText w:val="%1."/>
+      <w:lvlJc w:val="left"/>
+      <w:pPr>
+        <w:ind w:left="720" w:hanging="360"/>
+      </w:pPr>
+      <w:rPr>
+        <w:rFonts w:hint="default"/>
+      </w:rPr>
+    </w:lvl>
+    <w:lvl w:ilvl="1" w:tplc="04100019" w:tentative="1">
+      <w:start w:val="1"/>
+      <w:numFmt w:val="lowerLetter"/>
+      <w:lvlText w:val="%2."/>
+      <w:lvlJc w:val="left"/>
+      <w:pPr>
+        <w:ind w:left="1440" w:hanging="360"/>
+      </w:pPr>
+    </w:lvl>
+    <w:lvl w:ilvl="2" w:tplc="0410001B" w:tentative="1">
+      <w:start w:val="1"/>
+      <w:numFmt w:val="lowerRoman"/>
+      <w:lvlText w:val="%3."/>
+      <w:lvlJc w:val="right"/>
+      <w:pPr>
+        <w:ind w:left="2160" w:hanging="180"/>
+      </w:pPr>
+    </w:lvl>
+    <w:lvl w:ilvl="3" w:tplc="0410000F" w:tentative="1">
+      <w:start w:val="1"/>
+      <w:numFmt w:val="decimal"/>
+      <w:lvlText w:val="%4."/>
+      <w:lvlJc w:val="left"/>
+      <w:pPr>
+        <w:ind w:left="2880" w:hanging="360"/>
+      </w:pPr>
+    </w:lvl>
+    <w:lvl w:ilvl="4" w:tplc="04100019" w:tentative="1">
+      <w:start w:val="1"/>
+      <w:numFmt w:val="lowerLetter"/>
+      <w:lvlText w:val="%5."/>
+      <w:lvlJc w:val="left"/>
+      <w:pPr>
+        <w:ind w:left="3600" w:hanging="360"/>
+      </w:pPr>
+    </w:lvl>
+    <w:lvl w:ilvl="5" w:tplc="0410001B" w:tentative="1">
+      <w:start w:val="1"/>
+      <w:numFmt w:val="lowerRoman"/>
+      <w:lvlText w:val="%6."/>
+      <w:lvlJc w:val="right"/>
+      <w:pPr>
+        <w:ind w:left="4320" w:hanging="180"/>
+      </w:pPr>
+    </w:lvl>
+    <w:lvl w:ilvl="6" w:tplc="0410000F" w:tentative="1">
+      <w:start w:val="1"/>
+      <w:numFmt w:val="decimal"/>
+      <w:lvlText w:val="%7."/>
+      <w:lvlJc w:val="left"/>
+      <w:pPr>
+        <w:ind w:left="5040" w:hanging="360"/>
+      </w:pPr>
+    </w:lvl>
+    <w:lvl w:ilvl="7" w:tplc="04100019" w:tentative="1">
+      <w:start w:val="1"/>
+      <w:numFmt w:val="lowerLetter"/>
+      <w:lvlText w:val="%8."/>
+      <w:lvlJc w:val="left"/>
+      <w:pPr>
+        <w:ind w:left="5760" w:hanging="360"/>
+      </w:pPr>
+    </w:lvl>
+    <w:lvl w:ilvl="8" w:tplc="0410001B" w:tentative="1">
+      <w:start w:val="1"/>
+      <w:numFmt w:val="lowerRoman"/>
+      <w:lvlText w:val="%9."/>
+      <w:lvlJc w:val="right"/>
+      <w:pPr>
+        <w:ind w:left="6480" w:hanging="180"/>
+      </w:pPr>
+    </w:lvl>
+  </w:abstractNum>
+  <w:abstractNum w:abstractNumId="3" w15:restartNumberingAfterBreak="0">
+    <w:nsid w:val="31677739"/>
+    <w:multiLevelType w:val="hybridMultilevel"/>
+    <w:tmpl w:val="36C47ED0"/>
+    <w:lvl w:ilvl="0" w:tplc="04100001">
+      <w:start w:val="1"/>
+      <w:numFmt w:val="bullet"/>
+      <w:lvlText w:val=""/>
+      <w:lvlJc w:val="left"/>
+      <w:pPr>
+        <w:ind w:left="720" w:hanging="360"/>
+      </w:pPr>
+      <w:rPr>
+        <w:rFonts w:ascii="Symbol" w:hAnsi="Symbol" w:hint="default"/>
+      </w:rPr>
+    </w:lvl>
+    <w:lvl w:ilvl="1" w:tplc="04100003" w:tentative="1">
+      <w:start w:val="1"/>
+      <w:numFmt w:val="bullet"/>
+      <w:lvlText w:val="o"/>
+      <w:lvlJc w:val="left"/>
+      <w:pPr>
+        <w:ind w:left="1440" w:hanging="360"/>
+      </w:pPr>
+      <w:rPr>
+        <w:rFonts w:ascii="Courier New" w:hAnsi="Courier New" w:cs="Courier New" w:hint="default"/>
+      </w:rPr>
+    </w:lvl>
+    <w:lvl w:ilvl="2" w:tplc="04100005" w:tentative="1">
+      <w:start w:val="1"/>
+      <w:numFmt w:val="bullet"/>
+      <w:lvlText w:val=""/>
+      <w:lvlJc w:val="left"/>
+      <w:pPr>
+        <w:ind w:left="2160" w:hanging="360"/>
+      </w:pPr>
+      <w:rPr>
+        <w:rFonts w:ascii="Wingdings" w:hAnsi="Wingdings" w:hint="default"/>
+      </w:rPr>
+    </w:lvl>
+    <w:lvl w:ilvl="3" w:tplc="04100001" w:tentative="1">
+      <w:start w:val="1"/>
+      <w:numFmt w:val="bullet"/>
+      <w:lvlText w:val=""/>
+      <w:lvlJc w:val="left"/>
+      <w:pPr>
+        <w:ind w:left="2880" w:hanging="360"/>
+      </w:pPr>
+      <w:rPr>
+        <w:rFonts w:ascii="Symbol" w:hAnsi="Symbol" w:hint="default"/>
+      </w:rPr>
+    </w:lvl>
+    <w:lvl w:ilvl="4" w:tplc="04100003" w:tentative="1">
+      <w:start w:val="1"/>
+      <w:numFmt w:val="bullet"/>
+      <w:lvlText w:val="o"/>
+      <w:lvlJc w:val="left"/>
+      <w:pPr>
+        <w:ind w:left="3600" w:hanging="360"/>
+      </w:pPr>
+      <w:rPr>
+        <w:rFonts w:ascii="Courier New" w:hAnsi="Courier New" w:cs="Courier New" w:hint="default"/>
+      </w:rPr>
+    </w:lvl>
+    <w:lvl w:ilvl="5" w:tplc="04100005" w:tentative="1">
+      <w:start w:val="1"/>
+      <w:numFmt w:val="bullet"/>
+      <w:lvlText w:val=""/>
+      <w:lvlJc w:val="left"/>
+      <w:pPr>
+        <w:ind w:left="4320" w:hanging="360"/>
+      </w:pPr>
+      <w:rPr>
+        <w:rFonts w:ascii="Wingdings" w:hAnsi="Wingdings" w:hint="default"/>
+      </w:rPr>
+    </w:lvl>
+    <w:lvl w:ilvl="6" w:tplc="04100001" w:tentative="1">
+      <w:start w:val="1"/>
+      <w:numFmt w:val="bullet"/>
+      <w:lvlText w:val=""/>
+      <w:lvlJc w:val="left"/>
+      <w:pPr>
+        <w:ind w:left="5040" w:hanging="360"/>
+      </w:pPr>
+      <w:rPr>
+        <w:rFonts w:ascii="Symbol" w:hAnsi="Symbol" w:hint="default"/>
+      </w:rPr>
+    </w:lvl>
+    <w:lvl w:ilvl="7" w:tplc="04100003" w:tentative="1">
+      <w:start w:val="1"/>
+      <w:numFmt w:val="bullet"/>
+      <w:lvlText w:val="o"/>
+      <w:lvlJc w:val="left"/>
+      <w:pPr>
+        <w:ind w:left="5760" w:hanging="360"/>
+      </w:pPr>
+      <w:rPr>
+        <w:rFonts w:ascii="Courier New" w:hAnsi="Courier New" w:cs="Courier New" w:hint="default"/>
+      </w:rPr>
+    </w:lvl>
+    <w:lvl w:ilvl="8" w:tplc="04100005" w:tentative="1">
+      <w:start w:val="1"/>
+      <w:numFmt w:val="bullet"/>
+      <w:lvlText w:val=""/>
+      <w:lvlJc w:val="left"/>
+      <w:pPr>
+        <w:ind w:left="6480" w:hanging="360"/>
+      </w:pPr>
+      <w:rPr>
+        <w:rFonts w:ascii="Wingdings" w:hAnsi="Wingdings" w:hint="default"/>
+      </w:rPr>
+    </w:lvl>
+  </w:abstractNum>
+  <w:abstractNum w:abstractNumId="4" w15:restartNumberingAfterBreak="0">
     <w:nsid w:val="667E2E6E"/>
     <w:multiLevelType w:val="hybridMultilevel"/>
     <w:tmpl w:val="EACC375E"/>
@@ -848,11 +2411,204 @@
       </w:pPr>
     </w:lvl>
   </w:abstractNum>
+  <w:abstractNum w:abstractNumId="5" w15:restartNumberingAfterBreak="0">
+    <w:nsid w:val="6C58365F"/>
+    <w:multiLevelType w:val="hybridMultilevel"/>
+    <w:tmpl w:val="7966CC08"/>
+    <w:lvl w:ilvl="0" w:tplc="C3B4705A">
+      <w:start w:val="1"/>
+      <w:numFmt w:val="decimal"/>
+      <w:lvlText w:val="%1."/>
+      <w:lvlJc w:val="left"/>
+      <w:pPr>
+        <w:ind w:left="720" w:hanging="360"/>
+      </w:pPr>
+      <w:rPr>
+        <w:rFonts w:hint="default"/>
+      </w:rPr>
+    </w:lvl>
+    <w:lvl w:ilvl="1" w:tplc="04100019" w:tentative="1">
+      <w:start w:val="1"/>
+      <w:numFmt w:val="lowerLetter"/>
+      <w:lvlText w:val="%2."/>
+      <w:lvlJc w:val="left"/>
+      <w:pPr>
+        <w:ind w:left="1440" w:hanging="360"/>
+      </w:pPr>
+    </w:lvl>
+    <w:lvl w:ilvl="2" w:tplc="0410001B" w:tentative="1">
+      <w:start w:val="1"/>
+      <w:numFmt w:val="lowerRoman"/>
+      <w:lvlText w:val="%3."/>
+      <w:lvlJc w:val="right"/>
+      <w:pPr>
+        <w:ind w:left="2160" w:hanging="180"/>
+      </w:pPr>
+    </w:lvl>
+    <w:lvl w:ilvl="3" w:tplc="0410000F" w:tentative="1">
+      <w:start w:val="1"/>
+      <w:numFmt w:val="decimal"/>
+      <w:lvlText w:val="%4."/>
+      <w:lvlJc w:val="left"/>
+      <w:pPr>
+        <w:ind w:left="2880" w:hanging="360"/>
+      </w:pPr>
+    </w:lvl>
+    <w:lvl w:ilvl="4" w:tplc="04100019" w:tentative="1">
+      <w:start w:val="1"/>
+      <w:numFmt w:val="lowerLetter"/>
+      <w:lvlText w:val="%5."/>
+      <w:lvlJc w:val="left"/>
+      <w:pPr>
+        <w:ind w:left="3600" w:hanging="360"/>
+      </w:pPr>
+    </w:lvl>
+    <w:lvl w:ilvl="5" w:tplc="0410001B" w:tentative="1">
+      <w:start w:val="1"/>
+      <w:numFmt w:val="lowerRoman"/>
+      <w:lvlText w:val="%6."/>
+      <w:lvlJc w:val="right"/>
+      <w:pPr>
+        <w:ind w:left="4320" w:hanging="180"/>
+      </w:pPr>
+    </w:lvl>
+    <w:lvl w:ilvl="6" w:tplc="0410000F" w:tentative="1">
+      <w:start w:val="1"/>
+      <w:numFmt w:val="decimal"/>
+      <w:lvlText w:val="%7."/>
+      <w:lvlJc w:val="left"/>
+      <w:pPr>
+        <w:ind w:left="5040" w:hanging="360"/>
+      </w:pPr>
+    </w:lvl>
+    <w:lvl w:ilvl="7" w:tplc="04100019" w:tentative="1">
+      <w:start w:val="1"/>
+      <w:numFmt w:val="lowerLetter"/>
+      <w:lvlText w:val="%8."/>
+      <w:lvlJc w:val="left"/>
+      <w:pPr>
+        <w:ind w:left="5760" w:hanging="360"/>
+      </w:pPr>
+    </w:lvl>
+    <w:lvl w:ilvl="8" w:tplc="0410001B" w:tentative="1">
+      <w:start w:val="1"/>
+      <w:numFmt w:val="lowerRoman"/>
+      <w:lvlText w:val="%9."/>
+      <w:lvlJc w:val="right"/>
+      <w:pPr>
+        <w:ind w:left="6480" w:hanging="180"/>
+      </w:pPr>
+    </w:lvl>
+  </w:abstractNum>
+  <w:abstractNum w:abstractNumId="6" w15:restartNumberingAfterBreak="0">
+    <w:nsid w:val="72A620B0"/>
+    <w:multiLevelType w:val="hybridMultilevel"/>
+    <w:tmpl w:val="BB58C03C"/>
+    <w:lvl w:ilvl="0" w:tplc="C3B4705A">
+      <w:start w:val="1"/>
+      <w:numFmt w:val="decimal"/>
+      <w:lvlText w:val="%1."/>
+      <w:lvlJc w:val="left"/>
+      <w:pPr>
+        <w:ind w:left="720" w:hanging="360"/>
+      </w:pPr>
+      <w:rPr>
+        <w:rFonts w:hint="default"/>
+      </w:rPr>
+    </w:lvl>
+    <w:lvl w:ilvl="1" w:tplc="04100019" w:tentative="1">
+      <w:start w:val="1"/>
+      <w:numFmt w:val="lowerLetter"/>
+      <w:lvlText w:val="%2."/>
+      <w:lvlJc w:val="left"/>
+      <w:pPr>
+        <w:ind w:left="1440" w:hanging="360"/>
+      </w:pPr>
+    </w:lvl>
+    <w:lvl w:ilvl="2" w:tplc="0410001B" w:tentative="1">
+      <w:start w:val="1"/>
+      <w:numFmt w:val="lowerRoman"/>
+      <w:lvlText w:val="%3."/>
+      <w:lvlJc w:val="right"/>
+      <w:pPr>
+        <w:ind w:left="2160" w:hanging="180"/>
+      </w:pPr>
+    </w:lvl>
+    <w:lvl w:ilvl="3" w:tplc="0410000F" w:tentative="1">
+      <w:start w:val="1"/>
+      <w:numFmt w:val="decimal"/>
+      <w:lvlText w:val="%4."/>
+      <w:lvlJc w:val="left"/>
+      <w:pPr>
+        <w:ind w:left="2880" w:hanging="360"/>
+      </w:pPr>
+    </w:lvl>
+    <w:lvl w:ilvl="4" w:tplc="04100019" w:tentative="1">
+      <w:start w:val="1"/>
+      <w:numFmt w:val="lowerLetter"/>
+      <w:lvlText w:val="%5."/>
+      <w:lvlJc w:val="left"/>
+      <w:pPr>
+        <w:ind w:left="3600" w:hanging="360"/>
+      </w:pPr>
+    </w:lvl>
+    <w:lvl w:ilvl="5" w:tplc="0410001B" w:tentative="1">
+      <w:start w:val="1"/>
+      <w:numFmt w:val="lowerRoman"/>
+      <w:lvlText w:val="%6."/>
+      <w:lvlJc w:val="right"/>
+      <w:pPr>
+        <w:ind w:left="4320" w:hanging="180"/>
+      </w:pPr>
+    </w:lvl>
+    <w:lvl w:ilvl="6" w:tplc="0410000F" w:tentative="1">
+      <w:start w:val="1"/>
+      <w:numFmt w:val="decimal"/>
+      <w:lvlText w:val="%7."/>
+      <w:lvlJc w:val="left"/>
+      <w:pPr>
+        <w:ind w:left="5040" w:hanging="360"/>
+      </w:pPr>
+    </w:lvl>
+    <w:lvl w:ilvl="7" w:tplc="04100019" w:tentative="1">
+      <w:start w:val="1"/>
+      <w:numFmt w:val="lowerLetter"/>
+      <w:lvlText w:val="%8."/>
+      <w:lvlJc w:val="left"/>
+      <w:pPr>
+        <w:ind w:left="5760" w:hanging="360"/>
+      </w:pPr>
+    </w:lvl>
+    <w:lvl w:ilvl="8" w:tplc="0410001B" w:tentative="1">
+      <w:start w:val="1"/>
+      <w:numFmt w:val="lowerRoman"/>
+      <w:lvlText w:val="%9."/>
+      <w:lvlJc w:val="right"/>
+      <w:pPr>
+        <w:ind w:left="6480" w:hanging="180"/>
+      </w:pPr>
+    </w:lvl>
+  </w:abstractNum>
   <w:num w:numId="1" w16cid:durableId="1790657519">
-    <w:abstractNumId w:val="1"/>
+    <w:abstractNumId w:val="4"/>
   </w:num>
   <w:num w:numId="2" w16cid:durableId="1530607101">
     <w:abstractNumId w:val="0"/>
+  </w:num>
+  <w:num w:numId="3" w16cid:durableId="1358312719">
+    <w:abstractNumId w:val="3"/>
+  </w:num>
+  <w:num w:numId="4" w16cid:durableId="590167399">
+    <w:abstractNumId w:val="6"/>
+  </w:num>
+  <w:num w:numId="5" w16cid:durableId="855265343">
+    <w:abstractNumId w:val="2"/>
+  </w:num>
+  <w:num w:numId="6" w16cid:durableId="1057702070">
+    <w:abstractNumId w:val="5"/>
+  </w:num>
+  <w:num w:numId="7" w16cid:durableId="1005979511">
+    <w:abstractNumId w:val="1"/>
   </w:num>
 </w:numbering>
 </file>
@@ -1324,6 +3080,7 @@
   <w:style w:type="character" w:default="1" w:styleId="Carpredefinitoparagrafo">
     <w:name w:val="Default Paragraph Font"/>
     <w:uiPriority w:val="1"/>
+    <w:semiHidden/>
     <w:unhideWhenUsed/>
   </w:style>
   <w:style w:type="table" w:default="1" w:styleId="Tabellanormale">
@@ -1439,6 +3196,29 @@
       <w:color w:val="1F3763" w:themeColor="accent1" w:themeShade="7F"/>
       <w:sz w:val="24"/>
       <w:szCs w:val="24"/>
+    </w:rPr>
+  </w:style>
+  <w:style w:type="character" w:styleId="Collegamentoipertestuale">
+    <w:name w:val="Hyperlink"/>
+    <w:basedOn w:val="Carpredefinitoparagrafo"/>
+    <w:uiPriority w:val="99"/>
+    <w:unhideWhenUsed/>
+    <w:rsid w:val="00512EB5"/>
+    <w:rPr>
+      <w:color w:val="0563C1" w:themeColor="hyperlink"/>
+      <w:u w:val="single"/>
+    </w:rPr>
+  </w:style>
+  <w:style w:type="character" w:styleId="Menzionenonrisolta">
+    <w:name w:val="Unresolved Mention"/>
+    <w:basedOn w:val="Carpredefinitoparagrafo"/>
+    <w:uiPriority w:val="99"/>
+    <w:semiHidden/>
+    <w:unhideWhenUsed/>
+    <w:rsid w:val="00512EB5"/>
+    <w:rPr>
+      <w:color w:val="605E5C"/>
+      <w:shd w:val="clear" w:color="auto" w:fill="E1DFDD"/>
     </w:rPr>
   </w:style>
 </w:styles>

--- a/docs/AML-Scan Tool/Technical notes of AML-Scan Tool Structure.docx
+++ b/docs/AML-Scan Tool/Technical notes of AML-Scan Tool Structure.docx
@@ -34,16 +34,8 @@
         <w:rPr>
           <w:lang w:val="en-GB"/>
         </w:rPr>
-        <w:t xml:space="preserve">First Step: define </w:t>
-      </w:r>
-      <w:proofErr w:type="spellStart"/>
-      <w:r>
-        <w:rPr>
-          <w:lang w:val="en-GB"/>
-        </w:rPr>
-        <w:t>regulatAPIParams</w:t>
-      </w:r>
-      <w:proofErr w:type="spellEnd"/>
+        <w:t>First Step: define regulatAPIParams</w:t>
+      </w:r>
     </w:p>
     <w:p>
       <w:pPr>
@@ -67,63 +59,13 @@
         <w:rPr>
           <w:lang w:val="en-GB"/>
         </w:rPr>
-        <w:t xml:space="preserve">Add properties in </w:t>
-      </w:r>
-      <w:proofErr w:type="spellStart"/>
-      <w:r>
-        <w:rPr>
-          <w:lang w:val="en-GB"/>
-        </w:rPr>
-        <w:t>InputEvents</w:t>
-      </w:r>
-      <w:proofErr w:type="spellEnd"/>
-      <w:r>
-        <w:rPr>
-          <w:lang w:val="en-GB"/>
-        </w:rPr>
-        <w:t xml:space="preserve"> o</w:t>
-      </w:r>
-      <w:r>
-        <w:rPr>
-          <w:lang w:val="en-GB"/>
-        </w:rPr>
-        <w:t xml:space="preserve">f </w:t>
-      </w:r>
-      <w:proofErr w:type="spellStart"/>
-      <w:r>
-        <w:rPr>
-          <w:lang w:val="en-GB"/>
-        </w:rPr>
-        <w:t>formKeys</w:t>
-      </w:r>
-      <w:proofErr w:type="spellEnd"/>
-      <w:r>
-        <w:rPr>
-          <w:lang w:val="en-GB"/>
-        </w:rPr>
-        <w:t xml:space="preserve"> (</w:t>
-      </w:r>
-      <w:proofErr w:type="spellStart"/>
-      <w:proofErr w:type="gramStart"/>
-      <w:r>
-        <w:rPr>
-          <w:lang w:val="en-GB"/>
-        </w:rPr>
-        <w:t>views.schema</w:t>
-      </w:r>
-      <w:proofErr w:type="gramEnd"/>
-      <w:r>
-        <w:rPr>
-          <w:lang w:val="en-GB"/>
-        </w:rPr>
-        <w:t>.json</w:t>
-      </w:r>
-      <w:proofErr w:type="spellEnd"/>
-      <w:r>
-        <w:rPr>
-          <w:lang w:val="en-GB"/>
-        </w:rPr>
-        <w:t>)</w:t>
+        <w:t>Add properties in InputEvents o</w:t>
+      </w:r>
+      <w:r>
+        <w:rPr>
+          <w:lang w:val="en-GB"/>
+        </w:rPr>
+        <w:t>f formKeys (views.schema.json)</w:t>
       </w:r>
     </w:p>
     <w:p>
@@ -194,14 +136,7 @@
         <w:rPr>
           <w:lang w:val="en-GB"/>
         </w:rPr>
-        <w:t xml:space="preserve">Add </w:t>
-      </w:r>
-      <w:proofErr w:type="spellStart"/>
-      <w:r>
-        <w:rPr>
-          <w:lang w:val="en-GB"/>
-        </w:rPr>
-        <w:t>regulatAPI</w:t>
+        <w:t>Add regulatAPI</w:t>
       </w:r>
       <w:r>
         <w:rPr>
@@ -213,42 +148,13 @@
         <w:rPr>
           <w:lang w:val="en-GB"/>
         </w:rPr>
-        <w:t>arams</w:t>
-      </w:r>
-      <w:proofErr w:type="spellEnd"/>
-      <w:r>
-        <w:rPr>
-          <w:lang w:val="en-GB"/>
-        </w:rPr>
-        <w:t xml:space="preserve"> </w:t>
-      </w:r>
-      <w:r>
-        <w:rPr>
-          <w:lang w:val="en-GB"/>
-        </w:rPr>
-        <w:t>(</w:t>
-      </w:r>
-      <w:proofErr w:type="spellStart"/>
-      <w:proofErr w:type="gramStart"/>
-      <w:r>
-        <w:rPr>
-          <w:lang w:val="en-GB"/>
-        </w:rPr>
-        <w:t>views.schema</w:t>
-      </w:r>
-      <w:proofErr w:type="gramEnd"/>
-      <w:r>
-        <w:rPr>
-          <w:lang w:val="en-GB"/>
-        </w:rPr>
-        <w:t>.json</w:t>
-      </w:r>
-      <w:proofErr w:type="spellEnd"/>
-      <w:r>
-        <w:rPr>
-          <w:lang w:val="en-GB"/>
-        </w:rPr>
-        <w:t>)</w:t>
+        <w:t xml:space="preserve">arams </w:t>
+      </w:r>
+      <w:r>
+        <w:rPr>
+          <w:lang w:val="en-GB"/>
+        </w:rPr>
+        <w:t>(views.schema.json)</w:t>
       </w:r>
     </w:p>
     <w:p>
@@ -427,63 +333,19 @@
         <w:rPr>
           <w:lang w:val="en-GB"/>
         </w:rPr>
-        <w:t xml:space="preserve">efine </w:t>
-      </w:r>
-      <w:proofErr w:type="spellStart"/>
-      <w:r>
-        <w:rPr>
-          <w:lang w:val="en-GB"/>
-        </w:rPr>
-        <w:t>entityParams</w:t>
-      </w:r>
-      <w:proofErr w:type="spellEnd"/>
-      <w:r>
-        <w:rPr>
-          <w:lang w:val="en-GB"/>
-        </w:rPr>
-        <w:t xml:space="preserve"> under </w:t>
-      </w:r>
-      <w:proofErr w:type="spellStart"/>
-      <w:r>
-        <w:rPr>
-          <w:lang w:val="en-GB"/>
-        </w:rPr>
-        <w:t>regulatAPIParams</w:t>
-      </w:r>
-      <w:proofErr w:type="spellEnd"/>
-      <w:r>
-        <w:rPr>
-          <w:lang w:val="en-GB"/>
-        </w:rPr>
-        <w:t xml:space="preserve"> (</w:t>
-      </w:r>
-      <w:proofErr w:type="spellStart"/>
-      <w:proofErr w:type="gramStart"/>
-      <w:r>
-        <w:rPr>
-          <w:lang w:val="en-GB"/>
-        </w:rPr>
-        <w:t>vi</w:t>
-      </w:r>
-      <w:r>
-        <w:rPr>
-          <w:lang w:val="en-GB"/>
-        </w:rPr>
-        <w:t>ews.schema</w:t>
-      </w:r>
-      <w:proofErr w:type="gramEnd"/>
-      <w:r>
-        <w:rPr>
-          <w:lang w:val="en-GB"/>
-        </w:rPr>
-        <w:t>.json</w:t>
-      </w:r>
-      <w:proofErr w:type="spellEnd"/>
-      <w:r>
-        <w:rPr>
-          <w:lang w:val="en-GB"/>
-        </w:rPr>
-        <w:t>)</w:t>
+        <w:t>efine entityParams</w:t>
+      </w:r>
+      <w:r>
+        <w:rPr>
+          <w:lang w:val="en-GB"/>
+        </w:rPr>
+        <w:t xml:space="preserve"> under regulatAPIParams (vi</w:t>
+      </w:r>
+      <w:r>
+        <w:rPr>
+          <w:lang w:val="en-GB"/>
+        </w:rPr>
+        <w:t>ews.schema.json)</w:t>
       </w:r>
     </w:p>
     <w:p>
@@ -633,14 +495,7 @@
           <w:lang w:val="en-GB"/>
         </w:rPr>
         <w:lastRenderedPageBreak/>
-        <w:t xml:space="preserve">Create interface </w:t>
-      </w:r>
-      <w:proofErr w:type="spellStart"/>
-      <w:r>
-        <w:rPr>
-          <w:lang w:val="en-GB"/>
-        </w:rPr>
-        <w:t>regulat_api_params.</w:t>
+        <w:t>Create interface regulat_api_params.</w:t>
       </w:r>
       <w:r>
         <w:rPr>
@@ -648,7 +503,6 @@
         </w:rPr>
         <w:t>ts</w:t>
       </w:r>
-      <w:proofErr w:type="spellEnd"/>
     </w:p>
     <w:p>
       <w:pPr>
@@ -809,38 +663,8 @@
           <w:lang w:val="en-GB"/>
         </w:rPr>
         <w:lastRenderedPageBreak/>
-        <w:t xml:space="preserve">Add in </w:t>
-      </w:r>
-      <w:proofErr w:type="spellStart"/>
-      <w:r>
-        <w:rPr>
-          <w:lang w:val="en-GB"/>
-        </w:rPr>
-        <w:t>fieldInputEvent</w:t>
-      </w:r>
-      <w:proofErr w:type="spellEnd"/>
-      <w:r>
-        <w:rPr>
-          <w:lang w:val="en-GB"/>
-        </w:rPr>
-        <w:t xml:space="preserve"> in </w:t>
-      </w:r>
-      <w:proofErr w:type="spellStart"/>
-      <w:proofErr w:type="gramStart"/>
-      <w:r>
-        <w:rPr>
-          <w:lang w:val="en-GB"/>
-        </w:rPr>
-        <w:t>field.interface</w:t>
-      </w:r>
-      <w:proofErr w:type="gramEnd"/>
-      <w:r>
-        <w:rPr>
-          <w:lang w:val="en-GB"/>
-        </w:rPr>
-        <w:t>.ts</w:t>
-      </w:r>
-      <w:proofErr w:type="spellEnd"/>
+        <w:t>Add in fieldInputEvent in field.interface.ts</w:t>
+      </w:r>
     </w:p>
     <w:p>
       <w:pPr>
@@ -1065,31 +889,7 @@
           <w:szCs w:val="24"/>
           <w:lang w:val="en-GB"/>
         </w:rPr>
-        <w:t>Module ‘“.”’ has no exported member ‘</w:t>
-      </w:r>
-      <w:proofErr w:type="spellStart"/>
-      <w:r>
-        <w:rPr>
-          <w:b/>
-          <w:bCs/>
-          <w:color w:val="FF0000"/>
-          <w:sz w:val="24"/>
-          <w:szCs w:val="24"/>
-          <w:lang w:val="en-GB"/>
-        </w:rPr>
-        <w:t>RegulatAPIParams</w:t>
-      </w:r>
-      <w:proofErr w:type="spellEnd"/>
-      <w:r>
-        <w:rPr>
-          <w:b/>
-          <w:bCs/>
-          <w:color w:val="FF0000"/>
-          <w:sz w:val="24"/>
-          <w:szCs w:val="24"/>
-          <w:lang w:val="en-GB"/>
-        </w:rPr>
-        <w:t>’.</w:t>
+        <w:t>Module ‘“.”’ has no exported member ‘RegulatAPIParams’.</w:t>
       </w:r>
     </w:p>
     <w:p>
@@ -1134,37 +934,12 @@
         </w:rPr>
         <w:t xml:space="preserve"> </w:t>
       </w:r>
-      <w:proofErr w:type="gramStart"/>
       <w:r>
         <w:rPr>
           <w:color w:val="538135" w:themeColor="accent6" w:themeShade="BF"/>
           <w:lang w:val="en-GB"/>
         </w:rPr>
-        <w:t>So</w:t>
-      </w:r>
-      <w:proofErr w:type="gramEnd"/>
-      <w:r>
-        <w:rPr>
-          <w:color w:val="538135" w:themeColor="accent6" w:themeShade="BF"/>
-          <w:lang w:val="en-GB"/>
-        </w:rPr>
-        <w:t xml:space="preserve"> for now I commented it, to make the test work. The file where I commented some </w:t>
-      </w:r>
-      <w:proofErr w:type="gramStart"/>
-      <w:r>
-        <w:rPr>
-          <w:color w:val="538135" w:themeColor="accent6" w:themeShade="BF"/>
-          <w:lang w:val="en-GB"/>
-        </w:rPr>
-        <w:t>code</w:t>
-      </w:r>
-      <w:proofErr w:type="gramEnd"/>
-      <w:r>
-        <w:rPr>
-          <w:color w:val="538135" w:themeColor="accent6" w:themeShade="BF"/>
-          <w:lang w:val="en-GB"/>
-        </w:rPr>
-        <w:t xml:space="preserve"> are:  </w:t>
+        <w:t xml:space="preserve">So for now I commented it, to make the test work. The file where I commented some code are:  </w:t>
       </w:r>
       <w:r>
         <w:rPr>
@@ -1320,43 +1095,7 @@
         <w:rPr>
           <w:lang w:val="en-GB"/>
         </w:rPr>
-        <w:t>Add event in form-</w:t>
-      </w:r>
-      <w:proofErr w:type="spellStart"/>
-      <w:proofErr w:type="gramStart"/>
-      <w:r>
-        <w:rPr>
-          <w:lang w:val="en-GB"/>
-        </w:rPr>
-        <w:t>getter.component</w:t>
-      </w:r>
-      <w:proofErr w:type="gramEnd"/>
-      <w:r>
-        <w:rPr>
-          <w:lang w:val="en-GB"/>
-        </w:rPr>
-        <w:t>.ts</w:t>
-      </w:r>
-      <w:proofErr w:type="spellEnd"/>
-      <w:r>
-        <w:rPr>
-          <w:lang w:val="en-GB"/>
-        </w:rPr>
-        <w:t xml:space="preserve"> (line 1381) which calls </w:t>
-      </w:r>
-      <w:proofErr w:type="spellStart"/>
-      <w:r>
-        <w:rPr>
-          <w:lang w:val="en-GB"/>
-        </w:rPr>
-        <w:t>runRegulatEvent</w:t>
-      </w:r>
-      <w:proofErr w:type="spellEnd"/>
-      <w:r>
-        <w:rPr>
-          <w:lang w:val="en-GB"/>
-        </w:rPr>
-        <w:t>.</w:t>
+        <w:t>Add event in form-getter.component.ts (line 1381) which calls runRegulatEvent.</w:t>
       </w:r>
     </w:p>
     <w:p>
@@ -1558,24 +1297,8 @@
           <w:lang w:val="en-GB"/>
         </w:rPr>
         <w:lastRenderedPageBreak/>
-        <w:t xml:space="preserve">Created the method in </w:t>
-      </w:r>
-      <w:proofErr w:type="spellStart"/>
-      <w:proofErr w:type="gramStart"/>
-      <w:r>
-        <w:rPr>
-          <w:lang w:val="en-GB"/>
-        </w:rPr>
-        <w:t>backend.service</w:t>
-      </w:r>
-      <w:proofErr w:type="gramEnd"/>
-      <w:r>
-        <w:rPr>
-          <w:lang w:val="en-GB"/>
-        </w:rPr>
-        <w:t>.ts</w:t>
-      </w:r>
-      <w:proofErr w:type="spellEnd"/>
+        <w:t>Created the method in backend.service.ts</w:t>
+      </w:r>
     </w:p>
     <w:p>
       <w:pPr>
@@ -1663,49 +1386,7 @@
         <w:rPr>
           <w:lang w:val="en-GB"/>
         </w:rPr>
-        <w:t xml:space="preserve">Create lambda </w:t>
-      </w:r>
-      <w:proofErr w:type="spellStart"/>
-      <w:r>
-        <w:rPr>
-          <w:lang w:val="en-GB"/>
-        </w:rPr>
-        <w:t>functs</w:t>
-      </w:r>
-      <w:proofErr w:type="spellEnd"/>
-      <w:r>
-        <w:rPr>
-          <w:lang w:val="en-GB"/>
-        </w:rPr>
-        <w:t xml:space="preserve"> (</w:t>
-      </w:r>
-      <w:proofErr w:type="spellStart"/>
-      <w:r>
-        <w:rPr>
-          <w:lang w:val="en-GB"/>
-        </w:rPr>
-        <w:t>regulat</w:t>
-      </w:r>
-      <w:proofErr w:type="spellEnd"/>
-      <w:r>
-        <w:rPr>
-          <w:lang w:val="en-GB"/>
-        </w:rPr>
-        <w:t xml:space="preserve"> and </w:t>
-      </w:r>
-      <w:proofErr w:type="spellStart"/>
-      <w:r>
-        <w:rPr>
-          <w:lang w:val="en-GB"/>
-        </w:rPr>
-        <w:t>regulat_VPC</w:t>
-      </w:r>
-      <w:proofErr w:type="spellEnd"/>
-      <w:r>
-        <w:rPr>
-          <w:lang w:val="en-GB"/>
-        </w:rPr>
-        <w:t>)</w:t>
+        <w:t>Create lambda functs (regulat and regulat_VPC)</w:t>
       </w:r>
     </w:p>
     <w:p>
@@ -1730,16 +1411,8 @@
         <w:rPr>
           <w:lang w:val="en-GB"/>
         </w:rPr>
-        <w:t xml:space="preserve">Index.js of </w:t>
-      </w:r>
-      <w:proofErr w:type="spellStart"/>
-      <w:r>
-        <w:rPr>
-          <w:lang w:val="en-GB"/>
-        </w:rPr>
-        <w:t>regulat</w:t>
-      </w:r>
-      <w:proofErr w:type="spellEnd"/>
+        <w:t>Index.js of regulat</w:t>
+      </w:r>
       <w:r>
         <w:rPr>
           <w:lang w:val="en-GB"/>
@@ -1758,49 +1431,13 @@
         <w:rPr>
           <w:lang w:val="en-GB"/>
         </w:rPr>
-        <w:t xml:space="preserve">Here I do the operation to get the scan result in </w:t>
-      </w:r>
-      <w:proofErr w:type="spellStart"/>
-      <w:r>
-        <w:rPr>
-          <w:lang w:val="en-GB"/>
-        </w:rPr>
-        <w:t>json</w:t>
-      </w:r>
-      <w:proofErr w:type="spellEnd"/>
-      <w:r>
-        <w:rPr>
-          <w:lang w:val="en-GB"/>
-        </w:rPr>
-        <w:t xml:space="preserve"> format, and when the process is complete the lambda </w:t>
-      </w:r>
-      <w:proofErr w:type="spellStart"/>
-      <w:r>
-        <w:rPr>
-          <w:lang w:val="en-GB"/>
-        </w:rPr>
-        <w:t>regulat_VPC</w:t>
-      </w:r>
-      <w:proofErr w:type="spellEnd"/>
-      <w:r>
-        <w:rPr>
-          <w:lang w:val="en-GB"/>
-        </w:rPr>
-        <w:t xml:space="preserve"> will be called. Flow: Get </w:t>
-      </w:r>
-      <w:proofErr w:type="spellStart"/>
-      <w:r>
-        <w:rPr>
-          <w:lang w:val="en-GB"/>
-        </w:rPr>
-        <w:t>acces</w:t>
-      </w:r>
-      <w:proofErr w:type="spellEnd"/>
-      <w:r>
-        <w:rPr>
-          <w:lang w:val="en-GB"/>
-        </w:rPr>
-        <w:t xml:space="preserve"> </w:t>
+        <w:t xml:space="preserve">Here I do the operation to get the scan result in json format, and when the process is complete the lambda regulat_VPC will be called. Flow: Get </w:t>
+      </w:r>
+      <w:r>
+        <w:rPr>
+          <w:lang w:val="en-GB"/>
+        </w:rPr>
+        <w:t xml:space="preserve">acces </w:t>
       </w:r>
       <w:r>
         <w:rPr>
@@ -1812,21 +1449,7 @@
         <w:rPr>
           <w:lang w:val="en-GB"/>
         </w:rPr>
-        <w:t xml:space="preserve">(bearer), define which </w:t>
-      </w:r>
-      <w:proofErr w:type="spellStart"/>
-      <w:r>
-        <w:rPr>
-          <w:lang w:val="en-GB"/>
-        </w:rPr>
-        <w:t>api</w:t>
-      </w:r>
-      <w:proofErr w:type="spellEnd"/>
-      <w:r>
-        <w:rPr>
-          <w:lang w:val="en-GB"/>
-        </w:rPr>
-        <w:t xml:space="preserve"> </w:t>
+        <w:t xml:space="preserve">(bearer), define which api </w:t>
       </w:r>
       <w:r>
         <w:rPr>
@@ -1850,21 +1473,7 @@
         <w:rPr>
           <w:lang w:val="en-GB"/>
         </w:rPr>
-        <w:t xml:space="preserve"> (depends on </w:t>
-      </w:r>
-      <w:proofErr w:type="spellStart"/>
-      <w:r>
-        <w:rPr>
-          <w:lang w:val="en-GB"/>
-        </w:rPr>
-        <w:t>entityType</w:t>
-      </w:r>
-      <w:proofErr w:type="spellEnd"/>
-      <w:r>
-        <w:rPr>
-          <w:lang w:val="en-GB"/>
-        </w:rPr>
-        <w:t>) and get scan result.</w:t>
+        <w:t xml:space="preserve"> (depends on entityType) and get scan result.</w:t>
       </w:r>
       <w:r>
         <w:rPr>
@@ -1925,9 +1534,8 @@
           <w:u w:val="none"/>
           <w:lang w:val="en-GB"/>
         </w:rPr>
-        <w:t xml:space="preserve">I </w:t>
-      </w:r>
-      <w:proofErr w:type="gramStart"/>
+        <w:t>I need  to pass also the c</w:t>
+      </w:r>
       <w:r>
         <w:rPr>
           <w:rStyle w:val="Collegamentoipertestuale"/>
@@ -1935,9 +1543,8 @@
           <w:u w:val="none"/>
           <w:lang w:val="en-GB"/>
         </w:rPr>
-        <w:t>need  to</w:t>
-      </w:r>
-      <w:proofErr w:type="gramEnd"/>
+        <w:t xml:space="preserve">onst </w:t>
+      </w:r>
       <w:r>
         <w:rPr>
           <w:rStyle w:val="Collegamentoipertestuale"/>
@@ -1945,9 +1552,8 @@
           <w:u w:val="none"/>
           <w:lang w:val="en-GB"/>
         </w:rPr>
-        <w:t xml:space="preserve"> pass also the </w:t>
-      </w:r>
-      <w:proofErr w:type="spellStart"/>
+        <w:t xml:space="preserve"> “company”, “registry” and “checkId” </w:t>
+      </w:r>
       <w:r>
         <w:rPr>
           <w:rStyle w:val="Collegamentoipertestuale"/>
@@ -1955,124 +1561,7 @@
           <w:u w:val="none"/>
           <w:lang w:val="en-GB"/>
         </w:rPr>
-        <w:t>c</w:t>
-      </w:r>
-      <w:r>
-        <w:rPr>
-          <w:rStyle w:val="Collegamentoipertestuale"/>
-          <w:color w:val="auto"/>
-          <w:u w:val="none"/>
-          <w:lang w:val="en-GB"/>
-        </w:rPr>
-        <w:t>onst</w:t>
-      </w:r>
-      <w:proofErr w:type="spellEnd"/>
-      <w:r>
-        <w:rPr>
-          <w:rStyle w:val="Collegamentoipertestuale"/>
-          <w:color w:val="auto"/>
-          <w:u w:val="none"/>
-          <w:lang w:val="en-GB"/>
-        </w:rPr>
-        <w:t xml:space="preserve"> </w:t>
-      </w:r>
-      <w:r>
-        <w:rPr>
-          <w:rStyle w:val="Collegamentoipertestuale"/>
-          <w:color w:val="auto"/>
-          <w:u w:val="none"/>
-          <w:lang w:val="en-GB"/>
-        </w:rPr>
-        <w:t xml:space="preserve"> “company”, “registry” and “</w:t>
-      </w:r>
-      <w:proofErr w:type="spellStart"/>
-      <w:r>
-        <w:rPr>
-          <w:rStyle w:val="Collegamentoipertestuale"/>
-          <w:color w:val="auto"/>
-          <w:u w:val="none"/>
-          <w:lang w:val="en-GB"/>
-        </w:rPr>
-        <w:t>checkId</w:t>
-      </w:r>
-      <w:proofErr w:type="spellEnd"/>
-      <w:r>
-        <w:rPr>
-          <w:rStyle w:val="Collegamentoipertestuale"/>
-          <w:color w:val="auto"/>
-          <w:u w:val="none"/>
-          <w:lang w:val="en-GB"/>
-        </w:rPr>
-        <w:t xml:space="preserve">” </w:t>
-      </w:r>
-      <w:r>
-        <w:rPr>
-          <w:rStyle w:val="Collegamentoipertestuale"/>
-          <w:color w:val="auto"/>
-          <w:u w:val="none"/>
-          <w:lang w:val="en-GB"/>
-        </w:rPr>
-        <w:t xml:space="preserve">with the </w:t>
-      </w:r>
-      <w:proofErr w:type="spellStart"/>
-      <w:r>
-        <w:rPr>
-          <w:rStyle w:val="Collegamentoipertestuale"/>
-          <w:color w:val="auto"/>
-          <w:u w:val="none"/>
-          <w:lang w:val="en-GB"/>
-        </w:rPr>
-        <w:t>scannedData</w:t>
-      </w:r>
-      <w:proofErr w:type="spellEnd"/>
-      <w:r>
-        <w:rPr>
-          <w:rStyle w:val="Collegamentoipertestuale"/>
-          <w:color w:val="auto"/>
-          <w:u w:val="none"/>
-          <w:lang w:val="en-GB"/>
-        </w:rPr>
-        <w:t xml:space="preserve"> in the payload of </w:t>
-      </w:r>
-      <w:proofErr w:type="spellStart"/>
-      <w:r>
-        <w:rPr>
-          <w:rStyle w:val="Collegamentoipertestuale"/>
-          <w:color w:val="auto"/>
-          <w:u w:val="none"/>
-          <w:lang w:val="en-GB"/>
-        </w:rPr>
-        <w:t>lambda.invoke</w:t>
-      </w:r>
-      <w:proofErr w:type="spellEnd"/>
-      <w:r>
-        <w:rPr>
-          <w:rStyle w:val="Collegamentoipertestuale"/>
-          <w:color w:val="auto"/>
-          <w:u w:val="none"/>
-          <w:lang w:val="en-GB"/>
-        </w:rPr>
-        <w:t>(</w:t>
-      </w:r>
-      <w:proofErr w:type="spellStart"/>
-      <w:r>
-        <w:rPr>
-          <w:rStyle w:val="Collegamentoipertestuale"/>
-          <w:color w:val="auto"/>
-          <w:u w:val="none"/>
-          <w:lang w:val="en-GB"/>
-        </w:rPr>
-        <w:t>regulat_VPC</w:t>
-      </w:r>
-      <w:proofErr w:type="spellEnd"/>
-      <w:r>
-        <w:rPr>
-          <w:rStyle w:val="Collegamentoipertestuale"/>
-          <w:color w:val="auto"/>
-          <w:u w:val="none"/>
-          <w:lang w:val="en-GB"/>
-        </w:rPr>
-        <w:t>)</w:t>
+        <w:t>with the scannedData in the payload of lambda.invoke(regulat_VPC)</w:t>
       </w:r>
       <w:r>
         <w:rPr>
@@ -2106,39 +1595,21 @@
         <w:rPr>
           <w:lang w:val="en-GB"/>
         </w:rPr>
-        <w:t xml:space="preserve">Index.js of </w:t>
-      </w:r>
-      <w:proofErr w:type="spellStart"/>
-      <w:r>
-        <w:rPr>
-          <w:lang w:val="en-GB"/>
-        </w:rPr>
-        <w:t>regulat_VPC</w:t>
-      </w:r>
-      <w:proofErr w:type="spellEnd"/>
-    </w:p>
-    <w:p>
-      <w:pPr>
-        <w:rPr>
-          <w:lang w:val="en-GB"/>
-        </w:rPr>
-      </w:pPr>
-      <w:r>
-        <w:rPr>
-          <w:lang w:val="en-GB"/>
-        </w:rPr>
-        <w:t xml:space="preserve">From here basically I run this query, passing the calling payload by </w:t>
-      </w:r>
-      <w:proofErr w:type="spellStart"/>
-      <w:proofErr w:type="gramStart"/>
-      <w:r>
-        <w:rPr>
-          <w:lang w:val="en-GB"/>
-        </w:rPr>
-        <w:t>regulat.lambda</w:t>
-      </w:r>
-      <w:proofErr w:type="spellEnd"/>
-      <w:proofErr w:type="gramEnd"/>
+        <w:t>Index.js of regulat_VPC</w:t>
+      </w:r>
+    </w:p>
+    <w:p>
+      <w:pPr>
+        <w:rPr>
+          <w:lang w:val="en-GB"/>
+        </w:rPr>
+      </w:pPr>
+      <w:r>
+        <w:rPr>
+          <w:lang w:val="en-GB"/>
+        </w:rPr>
+        <w:t>From here basically I run this query, passing the calling payload by regulat.lambda</w:t>
+      </w:r>
     </w:p>
     <w:p>
       <w:pPr>
@@ -2315,21 +1786,7 @@
         <w:rPr>
           <w:lang w:val="en-GB"/>
         </w:rPr>
-        <w:t xml:space="preserve">Table </w:t>
-      </w:r>
-      <w:proofErr w:type="spellStart"/>
-      <w:r>
-        <w:rPr>
-          <w:lang w:val="en-GB"/>
-        </w:rPr>
-        <w:t>aml_scans</w:t>
-      </w:r>
-      <w:proofErr w:type="spellEnd"/>
-      <w:r>
-        <w:rPr>
-          <w:lang w:val="en-GB"/>
-        </w:rPr>
-        <w:t xml:space="preserve"> on imports schema</w:t>
+        <w:t>Table aml_scans on imports schema</w:t>
       </w:r>
     </w:p>
     <w:p>
@@ -2343,10 +1800,10 @@
           <w:lang w:val="en-GB"/>
         </w:rPr>
         <w:drawing>
-          <wp:inline distT="0" distB="0" distL="0" distR="0" wp14:anchorId="28FFCBD2" wp14:editId="783B0E47">
-            <wp:extent cx="5992061" cy="3686689"/>
-            <wp:effectExtent l="0" t="0" r="8890" b="9525"/>
-            <wp:docPr id="10" name="Immagine 10"/>
+          <wp:inline distT="0" distB="0" distL="0" distR="0" wp14:anchorId="1540A483" wp14:editId="6BF3FD38">
+            <wp:extent cx="6077798" cy="4372585"/>
+            <wp:effectExtent l="0" t="0" r="0" b="9525"/>
+            <wp:docPr id="9" name="Immagine 9"/>
             <wp:cNvGraphicFramePr>
               <a:graphicFrameLocks xmlns:a="http://schemas.openxmlformats.org/drawingml/2006/main" noChangeAspect="1"/>
             </wp:cNvGraphicFramePr>
@@ -2366,7 +1823,7 @@
                   <pic:spPr>
                     <a:xfrm>
                       <a:off x="0" y="0"/>
-                      <a:ext cx="5992061" cy="3686689"/>
+                      <a:ext cx="6077798" cy="4372585"/>
                     </a:xfrm>
                     <a:prstGeom prst="rect">
                       <a:avLst/>
@@ -2389,21 +1846,7 @@
         <w:rPr>
           <w:lang w:val="en-GB"/>
         </w:rPr>
-        <w:t xml:space="preserve">Where in the “scan” attribute I put the response “data” in </w:t>
-      </w:r>
-      <w:proofErr w:type="spellStart"/>
-      <w:r>
-        <w:rPr>
-          <w:lang w:val="en-GB"/>
-        </w:rPr>
-        <w:t>json</w:t>
-      </w:r>
-      <w:proofErr w:type="spellEnd"/>
-      <w:r>
-        <w:rPr>
-          <w:lang w:val="en-GB"/>
-        </w:rPr>
-        <w:t xml:space="preserve"> format.</w:t>
+        <w:t>Where in the “scan” attribute I put the response “data” in json format.</w:t>
       </w:r>
     </w:p>
     <w:p>
@@ -2417,82 +1860,24 @@
           <w:lang w:val="en-GB"/>
         </w:rPr>
       </w:pPr>
-      <w:proofErr w:type="spellStart"/>
-      <w:proofErr w:type="gramStart"/>
-      <w:r>
-        <w:rPr>
-          <w:lang w:val="en-GB"/>
-        </w:rPr>
-        <w:t>entrasp.process</w:t>
-      </w:r>
-      <w:proofErr w:type="gramEnd"/>
-      <w:r>
-        <w:rPr>
-          <w:lang w:val="en-GB"/>
-        </w:rPr>
-        <w:t>_aml_scans</w:t>
-      </w:r>
-      <w:proofErr w:type="spellEnd"/>
-      <w:r>
-        <w:rPr>
-          <w:lang w:val="en-GB"/>
-        </w:rPr>
-        <w:t xml:space="preserve">(scans </w:t>
-      </w:r>
-      <w:proofErr w:type="spellStart"/>
-      <w:r>
-        <w:rPr>
-          <w:lang w:val="en-GB"/>
-        </w:rPr>
-        <w:t>json</w:t>
-      </w:r>
-      <w:proofErr w:type="spellEnd"/>
-      <w:r>
-        <w:rPr>
-          <w:lang w:val="en-GB"/>
-        </w:rPr>
-        <w:t>) function</w:t>
-      </w:r>
-    </w:p>
-    <w:p>
-      <w:pPr>
-        <w:rPr>
-          <w:lang w:val="en-GB"/>
-        </w:rPr>
-      </w:pPr>
-      <w:r>
-        <w:rPr>
-          <w:lang w:val="en-GB"/>
-        </w:rPr>
-        <w:t xml:space="preserve">Insert into </w:t>
-      </w:r>
-      <w:proofErr w:type="spellStart"/>
-      <w:r>
-        <w:rPr>
-          <w:lang w:val="en-GB"/>
-        </w:rPr>
-        <w:t>entrasp.aml_scans</w:t>
-      </w:r>
-      <w:proofErr w:type="spellEnd"/>
-      <w:r>
-        <w:rPr>
-          <w:lang w:val="en-GB"/>
-        </w:rPr>
-        <w:t xml:space="preserve"> the scan result. Then loop for each new scan and insert into </w:t>
-      </w:r>
-      <w:proofErr w:type="spellStart"/>
-      <w:r>
-        <w:rPr>
-          <w:lang w:val="en-GB"/>
-        </w:rPr>
-        <w:t>risposte</w:t>
-      </w:r>
-      <w:proofErr w:type="spellEnd"/>
-      <w:r>
-        <w:rPr>
-          <w:lang w:val="en-GB"/>
-        </w:rPr>
-        <w:t>.</w:t>
+      <w:r>
+        <w:rPr>
+          <w:lang w:val="en-GB"/>
+        </w:rPr>
+        <w:t>entrasp.process_aml_scans(scans json) function</w:t>
+      </w:r>
+    </w:p>
+    <w:p>
+      <w:pPr>
+        <w:rPr>
+          <w:lang w:val="en-GB"/>
+        </w:rPr>
+      </w:pPr>
+      <w:r>
+        <w:rPr>
+          <w:lang w:val="en-GB"/>
+        </w:rPr>
+        <w:t>Insert into entrasp.aml_scans the scan result. Then loop for each new scan and insert into risposte.</w:t>
       </w:r>
     </w:p>
     <w:sectPr>
